--- a/xiquimvargasmanuais/02_Runbook_Operacional_AutonomIA_ERP_2.2.1.docx
+++ b/xiquimvargasmanuais/02_Runbook_Operacional_AutonomIA_ERP_2.2.1.docx
@@ -1,5 +1,70 @@
 
-<file path=word/document.xml><?xml version="1.0" encoding="utf-8"?>
+<file path=customXml\item1.xml><?xml version="1.0" encoding="utf-8"?>
+<b:Sources xmlns:b="http://schemas.openxmlformats.org/officeDocument/2006/bibliography" xmlns="http://schemas.openxmlformats.org/officeDocument/2006/bibliography" SelectedStyle="/APA.XSL" StyleName="APA"/>
+</file>
+
+<file path=customXml\itemProps1.xml><?xml version="1.0" encoding="utf-8"?>
+<ds:datastoreItem xmlns:ds="http://schemas.openxmlformats.org/officeDocument/2006/customXml" ds:itemID="{EF278816-EC6F-A645-907D-7F25AECB1D4A}">
+  <ds:schemaRefs>
+    <ds:schemaRef ds:uri="http://schemas.openxmlformats.org/officeDocument/2006/bibliography"/>
+  </ds:schemaRefs>
+</ds:datastoreItem>
+</file>
+
+<file path=docProps\app.xml><?xml version="1.0" encoding="utf-8"?>
+<Properties xmlns="http://schemas.openxmlformats.org/officeDocument/2006/extended-properties" xmlns:vt="http://schemas.openxmlformats.org/officeDocument/2006/docPropsVTypes">
+  <Template>Normal.dotm</Template>
+  <TotalTime>0</TotalTime>
+  <Pages>1</Pages>
+  <Words>0</Words>
+  <Characters>0</Characters>
+  <Application>Microsoft Macintosh Word</Application>
+  <DocSecurity>0</DocSecurity>
+  <Lines>0</Lines>
+  <Paragraphs>0</Paragraphs>
+  <ScaleCrop>false</ScaleCrop>
+  <HeadingPairs>
+    <vt:vector size="2" baseType="variant">
+      <vt:variant>
+        <vt:lpstr>Title</vt:lpstr>
+      </vt:variant>
+      <vt:variant>
+        <vt:i4>1</vt:i4>
+      </vt:variant>
+    </vt:vector>
+  </HeadingPairs>
+  <TitlesOfParts>
+    <vt:vector size="1" baseType="lpstr">
+      <vt:lpstr/>
+    </vt:vector>
+  </TitlesOfParts>
+  <Manager/>
+  <Company/>
+  <LinksUpToDate>false</LinksUpToDate>
+  <CharactersWithSpaces>0</CharactersWithSpaces>
+  <SharedDoc>false</SharedDoc>
+  <HyperlinkBase/>
+  <HyperlinksChanged>false</HyperlinksChanged>
+  <AppVersion>14.0000</AppVersion>
+</Properties>
+</file>
+
+<file path=docProps\core.xml><?xml version="1.0" encoding="utf-8"?>
+<cp:coreProperties xmlns:cp="http://schemas.openxmlformats.org/package/2006/metadata/core-properties" xmlns:dc="http://purl.org/dc/elements/1.1/" xmlns:dcterms="http://purl.org/dc/terms/" xmlns:dcmitype="http://purl.org/dc/dcmitype/" xmlns:xsi="http://www.w3.org/2001/XMLSchema-instance">
+  <dc:title/>
+  <dc:subject/>
+  <dc:creator>python-docx</dc:creator>
+  <cp:keywords/>
+  <dc:description>generated by python-docx</dc:description>
+  <cp:lastModifiedBy/>
+  <cp:revision>1</cp:revision>
+  <dcterms:created xsi:type="dcterms:W3CDTF">2013-12-23T23:15:00Z</dcterms:created>
+  <dcterms:modified xsi:type="dcterms:W3CDTF">2013-12-23T23:15:00Z</dcterms:modified>
+  <cp:category/>
+</cp:coreProperties>
+</file>
+
+<file path=word\document.xml><?xml version="1.0" encoding="utf-8"?>
 <w:document xmlns:wpc="http://schemas.microsoft.com/office/word/2010/wordprocessingCanvas" xmlns:mo="http://schemas.microsoft.com/office/mac/office/2008/main" xmlns:mc="http://schemas.openxmlformats.org/markup-compatibility/2006" xmlns:mv="urn:schemas-microsoft-com:mac:vml" xmlns:o="urn:schemas-microsoft-com:office:office" xmlns:r="http://schemas.openxmlformats.org/officeDocument/2006/relationships" xmlns:m="http://schemas.openxmlformats.org/math" xmlns:v="urn:schemas-microsoft-com:vml" xmlns:wp14="http://schemas.microsoft.com/office/word/2010/wordprocessingDrawing" xmlns:wp="http://schemas.openxmlformats.org/drawingml/2006/wordprocessingDrawing" xmlns:w10="urn:schemas-microsoft-com:office:word" xmlns:w="http://schemas.openxmlformats.org/wordprocessingml/2006/main" xmlns:w14="http://schemas.microsoft.com/office/word/2010/wordml" xmlns:wpg="http://schemas.microsoft.com/office/word/2010/wordprocessingGroup" xmlns:wpi="http://schemas.microsoft.com/office/word/2010/wordprocessingInk" xmlns:wne="http://schemas.microsoft.com/office/word/2006/wordml" xmlns:wps="http://schemas.microsoft.com/office/word/2010/wordprocessingShape" mc:Ignorable="w14 wp14">
   <w:body>
     <w:p>
@@ -1770,7 +1835,70 @@
 </w:document>
 </file>
 
-<file path=word/footer1.xml><?xml version="1.0" encoding="utf-8"?>
+<file path=word\fontTable.xml><?xml version="1.0" encoding="utf-8"?>
+<w:fonts xmlns:mc="http://schemas.openxmlformats.org/markup-compatibility/2006" xmlns:r="http://schemas.openxmlformats.org/officeDocument/2006/relationships" xmlns:w="http://schemas.openxmlformats.org/wordprocessingml/2006/main" xmlns:w14="http://schemas.microsoft.com/office/word/2010/wordml" mc:Ignorable="w14">
+  <w:font w:name="Symbol">
+    <w:panose1 w:val="00000000000000000000"/>
+    <w:charset w:val="02"/>
+    <w:family w:val="auto"/>
+    <w:pitch w:val="variable"/>
+    <w:sig w:usb0="00000000" w:usb1="10000000" w:usb2="00000000" w:usb3="00000000" w:csb0="80000000" w:csb1="00000000"/>
+  </w:font>
+  <w:font w:name="Times New Roman">
+    <w:panose1 w:val="02020603050405020304"/>
+    <w:charset w:val="00"/>
+    <w:family w:val="auto"/>
+    <w:pitch w:val="variable"/>
+    <w:sig w:usb0="E0002AFF" w:usb1="C0007841" w:usb2="00000009" w:usb3="00000000" w:csb0="000001FF" w:csb1="00000000"/>
+  </w:font>
+  <w:font w:name="Cambria">
+    <w:panose1 w:val="02040503050406030204"/>
+    <w:charset w:val="00"/>
+    <w:family w:val="auto"/>
+    <w:pitch w:val="variable"/>
+    <w:sig w:usb0="E00002FF" w:usb1="400004FF" w:usb2="00000000" w:usb3="00000000" w:csb0="0000019F" w:csb1="00000000"/>
+  </w:font>
+  <w:font w:name="ＭＳ 明朝">
+    <w:panose1 w:val="00000000000000000000"/>
+    <w:charset w:val="80"/>
+    <w:family w:val="roman"/>
+    <w:notTrueType/>
+    <w:pitch w:val="fixed"/>
+    <w:sig w:usb0="00000001" w:usb1="08070000" w:usb2="00000010" w:usb3="00000000" w:csb0="00020000" w:csb1="00000000"/>
+  </w:font>
+  <w:font w:name="Calibri">
+    <w:panose1 w:val="020F0502020204030204"/>
+    <w:charset w:val="00"/>
+    <w:family w:val="auto"/>
+    <w:pitch w:val="variable"/>
+    <w:sig w:usb0="E10002FF" w:usb1="4000ACFF" w:usb2="00000009" w:usb3="00000000" w:csb0="0000019F" w:csb1="00000000"/>
+  </w:font>
+  <w:font w:name="ＭＳ ゴシック">
+    <w:panose1 w:val="00000000000000000000"/>
+    <w:charset w:val="80"/>
+    <w:family w:val="modern"/>
+    <w:notTrueType/>
+    <w:pitch w:val="fixed"/>
+    <w:sig w:usb0="00000001" w:usb1="08070000" w:usb2="00000010" w:usb3="00000000" w:csb0="00020000" w:csb1="00000000"/>
+  </w:font>
+  <w:font w:name="Courier">
+    <w:panose1 w:val="02000500000000000000"/>
+    <w:charset w:val="00"/>
+    <w:family w:val="auto"/>
+    <w:pitch w:val="variable"/>
+    <w:sig w:usb0="00000003" w:usb1="00000000" w:usb2="00000000" w:usb3="00000000" w:csb0="00000001" w:csb1="00000000"/>
+  </w:font>
+  <w:font w:name="Arial">
+    <w:panose1 w:val="020B0604020202020204"/>
+    <w:charset w:val="00"/>
+    <w:family w:val="auto"/>
+    <w:pitch w:val="variable"/>
+    <w:sig w:usb0="E0002AFF" w:usb1="C0007843" w:usb2="00000009" w:usb3="00000000" w:csb0="000001FF" w:csb1="00000000"/>
+  </w:font>
+</w:fonts>
+</file>
+
+<file path=word\footer1.xml><?xml version="1.0" encoding="utf-8"?>
 <w:ftr xmlns:m="http://schemas.openxmlformats.org/officeDocument/2006/math" xmlns:mc="http://schemas.openxmlformats.org/markup-compatibility/2006" xmlns:mo="http://schemas.microsoft.com/office/mac/office/2008/main" xmlns:mv="urn:schemas-microsoft-com:mac:vml" xmlns:o="urn:schemas-microsoft-com:office:office" xmlns:r="http://schemas.openxmlformats.org/officeDocument/2006/relationships" xmlns:v="urn:schemas-microsoft-com:vml" xmlns:w10="urn:schemas-microsoft-com:office:word" xmlns:w14="http://schemas.microsoft.com/office/word/2010/wordml" xmlns:w="http://schemas.openxmlformats.org/wordprocessingml/2006/main" xmlns:wne="http://schemas.microsoft.com/office/word/2006/wordml" xmlns:wp14="http://schemas.microsoft.com/office/word/2010/wordprocessingDrawing" xmlns:wp="http://schemas.openxmlformats.org/drawingml/2006/wordprocessingDrawing" xmlns:wpc="http://schemas.microsoft.com/office/word/2010/wordprocessingCanvas" xmlns:wpg="http://schemas.microsoft.com/office/word/2010/wordprocessingGroup" xmlns:wpi="http://schemas.microsoft.com/office/word/2010/wordprocessingInk" xmlns:wps="http://schemas.microsoft.com/office/word/2010/wordprocessingShape" mc:Ignorable="w14 wp14">
   <w:p>
     <w:pPr>
@@ -1790,7 +1918,7 @@
 </w:ftr>
 </file>
 
-<file path=word/header1.xml><?xml version="1.0" encoding="utf-8"?>
+<file path=word\header1.xml><?xml version="1.0" encoding="utf-8"?>
 <w:hdr xmlns:m="http://schemas.openxmlformats.org/officeDocument/2006/math" xmlns:mc="http://schemas.openxmlformats.org/markup-compatibility/2006" xmlns:mo="http://schemas.microsoft.com/office/mac/office/2008/main" xmlns:mv="urn:schemas-microsoft-com:mac:vml" xmlns:o="urn:schemas-microsoft-com:office:office" xmlns:r="http://schemas.openxmlformats.org/officeDocument/2006/relationships" xmlns:v="urn:schemas-microsoft-com:vml" xmlns:w10="urn:schemas-microsoft-com:office:word" xmlns:w14="http://schemas.microsoft.com/office/word/2010/wordml" xmlns:w="http://schemas.openxmlformats.org/wordprocessingml/2006/main" xmlns:wne="http://schemas.microsoft.com/office/word/2006/wordml" xmlns:wp14="http://schemas.microsoft.com/office/word/2010/wordprocessingDrawing" xmlns:wp="http://schemas.openxmlformats.org/drawingml/2006/wordprocessingDrawing" xmlns:wpc="http://schemas.microsoft.com/office/word/2010/wordprocessingCanvas" xmlns:wpg="http://schemas.microsoft.com/office/word/2010/wordprocessingGroup" xmlns:wpi="http://schemas.microsoft.com/office/word/2010/wordprocessingInk" xmlns:wps="http://schemas.microsoft.com/office/word/2010/wordprocessingShape" mc:Ignorable="w14 wp14">
   <w:p>
     <w:pPr>
@@ -1856,7 +1984,7 @@
 </w:hdr>
 </file>
 
-<file path=word/numbering.xml><?xml version="1.0" encoding="utf-8"?>
+<file path=word\numbering.xml><?xml version="1.0" encoding="utf-8"?>
 <w:numbering xmlns:wpc="http://schemas.microsoft.com/office/word/2010/wordprocessingCanvas" xmlns:mo="http://schemas.microsoft.com/office/mac/office/2008/main" xmlns:mc="http://schemas.openxmlformats.org/markup-compatibility/2006" xmlns:mv="urn:schemas-microsoft-com:mac:vml" xmlns:o="urn:schemas-microsoft-com:office:office" xmlns:r="http://schemas.openxmlformats.org/officeDocument/2006/relationships" xmlns:m="http://schemas.openxmlformats.org/officeDocument/2006/math" xmlns:v="urn:schemas-microsoft-com:vml" xmlns:wp14="http://schemas.microsoft.com/office/word/2010/wordprocessingDrawing" xmlns:wp="http://schemas.openxmlformats.org/drawingml/2006/wordprocessingDrawing" xmlns:w10="urn:schemas-microsoft-com:office:word" xmlns:w="http://schemas.openxmlformats.org/wordprocessingml/2006/main" xmlns:w14="http://schemas.microsoft.com/office/word/2010/wordml" xmlns:wpg="http://schemas.microsoft.com/office/word/2010/wordprocessingGroup" xmlns:wpi="http://schemas.microsoft.com/office/word/2010/wordprocessingInk" xmlns:wne="http://schemas.microsoft.com/office/word/2006/wordml" xmlns:wps="http://schemas.microsoft.com/office/word/2010/wordprocessingShape" mc:Ignorable="w14 wp14">
   <w:abstractNum w:abstractNumId="0">
     <w:nsid w:val="FFFFFF7C"/>
@@ -2059,7 +2187,62 @@
 </w:numbering>
 </file>
 
-<file path=word/styles.xml><?xml version="1.0" encoding="utf-8"?>
+<file path=word\settings.xml><?xml version="1.0" encoding="utf-8"?>
+<w:settings xmlns:mc="http://schemas.openxmlformats.org/markup-compatibility/2006" xmlns:o="urn:schemas-microsoft-com:office:office" xmlns:r="http://schemas.openxmlformats.org/officeDocument/2006/relationships" xmlns:m="http://schemas.openxmlformats.org/officeDocument/2006/math" xmlns:v="urn:schemas-microsoft-com:vml" xmlns:w10="urn:schemas-microsoft-com:office:word" xmlns:w="http://schemas.openxmlformats.org/wordprocessingml/2006/main" xmlns:w14="http://schemas.microsoft.com/office/word/2010/wordml" xmlns:sl="http://schemas.openxmlformats.org/schemaLibrary/2006/main" mc:Ignorable="w14">
+  <w:zoom w:val="bestFit"/>
+  <w:proofState w:spelling="clean" w:grammar="clean"/>
+  <w:defaultTabStop w:val="720"/>
+  <w:characterSpacingControl w:val="doNotCompress"/>
+  <w:savePreviewPicture/>
+  <w:compat>
+    <w:useFELayout/>
+    <w:compatSetting w:name="compatibilityMode" w:uri="http://schemas.microsoft.com/office/word" w:val="14"/>
+    <w:compatSetting w:name="overrideTableStyleFontSizeAndJustification" w:uri="http://schemas.microsoft.com/office/word" w:val="1"/>
+    <w:compatSetting w:name="enableOpenTypeFeatures" w:uri="http://schemas.microsoft.com/office/word" w:val="1"/>
+    <w:compatSetting w:name="doNotFlipMirrorIndents" w:uri="http://schemas.microsoft.com/office/word" w:val="1"/>
+  </w:compat>
+  <w:rsids>
+    <w:rsidRoot w:val="00B47730"/>
+    <w:rsid w:val="00034616"/>
+    <w:rsid w:val="0006063C"/>
+    <w:rsid w:val="0015074B"/>
+    <w:rsid w:val="0029639D"/>
+    <w:rsid w:val="00326F90"/>
+    <w:rsid w:val="00AA1D8D"/>
+    <w:rsid w:val="00B47730"/>
+    <w:rsid w:val="00CB0664"/>
+    <w:rsid w:val="00FC693F"/>
+  </w:rsids>
+  <m:mathPr>
+    <m:mathFont m:val="Cambria Math"/>
+    <m:brkBin m:val="before"/>
+    <m:brkBinSub m:val="--"/>
+    <m:smallFrac m:val="0"/>
+    <m:dispDef/>
+    <m:lMargin m:val="0"/>
+    <m:rMargin m:val="0"/>
+    <m:defJc m:val="centerGroup"/>
+    <m:wrapIndent m:val="1440"/>
+    <m:intLim m:val="subSup"/>
+    <m:naryLim m:val="undOvr"/>
+  </m:mathPr>
+  <w:themeFontLang w:val="en-US" w:eastAsia="ja-JP"/>
+  <w:clrSchemeMapping w:bg1="light1" w:t1="dark1" w:bg2="light2" w:t2="dark2" w:accent1="accent1" w:accent2="accent2" w:accent3="accent3" w:accent4="accent4" w:accent5="accent5" w:accent6="accent6" w:hyperlink="hyperlink" w:followedHyperlink="followedHyperlink"/>
+  <w:doNotAutoCompressPictures/>
+  <w:shapeDefaults>
+    <o:shapedefaults v:ext="edit" spidmax="1027"/>
+    <o:shapelayout v:ext="edit">
+      <o:idmap v:ext="edit" data="1"/>
+    </o:shapelayout>
+  </w:shapeDefaults>
+  <w:decimalSymbol w:val="."/>
+  <w:listSeparator w:val=","/>
+  <w14:docId w14:val="24062061"/>
+  <w14:defaultImageDpi w14:val="300"/>
+</w:settings>
+</file>
+
+<file path=word\styles.xml><?xml version="1.0" encoding="utf-8"?>
 <w:styles xmlns:mc="http://schemas.openxmlformats.org/markup-compatibility/2006" xmlns:r="http://schemas.openxmlformats.org/officeDocument/2006/relationships" xmlns:w="http://schemas.openxmlformats.org/wordprocessingml/2006/main" xmlns:w14="http://schemas.microsoft.com/office/word/2010/wordml" mc:Ignorable="w14">
   <w:docDefaults>
     <w:rPrDefault>
@@ -13909,7 +14092,7 @@
 </w:styles>
 </file>
 
-<file path=word/stylesWithEffects.xml><?xml version="1.0" encoding="utf-8"?>
+<file path=word\stylesWithEffects.xml><?xml version="1.0" encoding="utf-8"?>
 <w:styles xmlns:wpc="http://schemas.microsoft.com/office/word/2010/wordprocessingCanvas" xmlns:mo="http://schemas.microsoft.com/office/mac/office/2008/main" xmlns:mc="http://schemas.openxmlformats.org/markup-compatibility/2006" xmlns:mv="urn:schemas-microsoft-com:mac:vml" xmlns:o="urn:schemas-microsoft-com:office:office" xmlns:r="http://schemas.openxmlformats.org/officeDocument/2006/relationships" xmlns:m="http://schemas.openxmlformats.org/officeDocument/2006/math" xmlns:v="urn:schemas-microsoft-com:vml" xmlns:wp14="http://schemas.microsoft.com/office/word/2010/wordprocessingDrawing" xmlns:wp="http://schemas.openxmlformats.org/drawingml/2006/wordprocessingDrawing" xmlns:w10="urn:schemas-microsoft-com:office:word" xmlns:w="http://schemas.openxmlformats.org/wordprocessingml/2006/main" xmlns:w14="http://schemas.microsoft.com/office/word/2010/wordml" xmlns:wpg="http://schemas.microsoft.com/office/word/2010/wordprocessingGroup" xmlns:wpi="http://schemas.microsoft.com/office/word/2010/wordprocessingInk" xmlns:wne="http://schemas.microsoft.com/office/word/2006/wordml" xmlns:wps="http://schemas.microsoft.com/office/word/2010/wordprocessingShape" mc:Ignorable="w14 wp14">
   <w:docDefaults>
     <w:rPrDefault>
@@ -25711,7 +25894,7 @@
 </w:styles>
 </file>
 
-<file path=word/theme/theme1.xml><?xml version="1.0" encoding="utf-8"?>
+<file path=word\theme\theme1.xml><?xml version="1.0" encoding="utf-8"?>
 <a:theme xmlns:a="http://schemas.openxmlformats.org/drawingml/2006/main" name="Office Theme">
   <a:themeElements>
     <a:clrScheme name="Office">
@@ -26031,14 +26214,9 @@
 </a:theme>
 </file>
 
-<file path=customXml/item1.xml><?xml version="1.0" encoding="utf-8"?>
-<b:Sources xmlns:b="http://schemas.openxmlformats.org/officeDocument/2006/bibliography" xmlns="http://schemas.openxmlformats.org/officeDocument/2006/bibliography" SelectedStyle="/APA.XSL" StyleName="APA"/>
-</file>
-
-<file path=customXml/itemProps1.xml><?xml version="1.0" encoding="utf-8"?>
-<ds:datastoreItem xmlns:ds="http://schemas.openxmlformats.org/officeDocument/2006/customXml" ds:itemID="{EF278816-EC6F-A645-907D-7F25AECB1D4A}">
-  <ds:schemaRefs>
-    <ds:schemaRef ds:uri="http://schemas.openxmlformats.org/officeDocument/2006/bibliography"/>
-  </ds:schemaRefs>
-</ds:datastoreItem>
+<file path=word\webSettings.xml><?xml version="1.0" encoding="utf-8"?>
+<w:webSettings xmlns:mc="http://schemas.openxmlformats.org/markup-compatibility/2006" xmlns:r="http://schemas.openxmlformats.org/officeDocument/2006/relationships" xmlns:w="http://schemas.openxmlformats.org/wordprocessingml/2006/main" xmlns:w14="http://schemas.microsoft.com/office/word/2010/wordml" mc:Ignorable="w14">
+  <w:allowPNG/>
+  <w:doNotSaveAsSingleFile/>
+</w:webSettings>
 </file>
--- a/xiquimvargasmanuais/02_Runbook_Operacional_AutonomIA_ERP_2.2.1.docx
+++ b/xiquimvargasmanuais/02_Runbook_Operacional_AutonomIA_ERP_2.2.1.docx
@@ -108,1719 +108,2120 @@
     </w:p>
     <w:p>
       <w:pPr>
-        <w:jc w:val="center"/>
+        <w:pStyle w:val="Heading1"/>
+        <w:spacing w:before="280" w:after="120"/>
       </w:pPr>
       <w:r>
         <w:rPr>
-          <w:rFonts w:ascii="Calibri" w:hAnsi="Calibri" w:eastAsia="Calibri"/>
           <w:b/>
           <w:color w:val="061A4F"/>
-          <w:sz w:val="28"/>
+          <w:sz w:val="32"/>
         </w:rPr>
-        <w:t>AUTONOMIA SYSTEMS</w:t>
+        <w:t xml:space="preserve">AUTONOMIA SYSTEMS — RUNBOOK OPERACIONAL</w:t>
       </w:r>
     </w:p>
     <w:p>
       <w:pPr>
-        <w:jc w:val="center"/>
+        <w:spacing w:after="120" w:line="260" w:lineRule="auto"/>
       </w:pPr>
       <w:r>
         <w:rPr>
-          <w:rFonts w:ascii="Calibri" w:hAnsi="Calibri" w:eastAsia="Calibri"/>
           <w:b/>
           <w:color w:val="061A4F"/>
-          <w:sz w:val="44"/>
+          <w:sz w:val="22"/>
         </w:rPr>
-        <w:t>Runbook Operacional</w:t>
+        <w:t xml:space="preserve">Procedimentos Padrão (SOP), Rotinas Diárias, Gestão de Devoluções e Contingência</w:t>
       </w:r>
     </w:p>
     <w:p>
       <w:pPr>
-        <w:jc w:val="center"/>
+        <w:spacing w:after="120" w:line="260" w:lineRule="auto"/>
       </w:pPr>
       <w:r>
         <w:rPr>
-          <w:rFonts w:ascii="Calibri" w:hAnsi="Calibri" w:eastAsia="Calibri"/>
-          <w:b w:val="0"/>
-          <w:color w:val="555555"/>
-          <w:sz w:val="24"/>
+          <w:b/>
+          <w:color w:val="061A4F"/>
+          <w:sz w:val="22"/>
         </w:rPr>
-        <w:t>Rotinas diÃ¡rias, protocolos de controle, gestÃ£o de devoluÃ§Ãµes e contingÃªncia</w:t>
+        <w:t xml:space="preserve">Versão:</w:t>
+      </w:r>
+      <w:r>
+        <w:rPr>
+          <w:color w:val="333333"/>
+          <w:sz w:val="22"/>
+        </w:rPr>
+        <w:t xml:space="preserve"> 2.2.1 / 1.8.2 Delivery Hardened | </w:t>
+      </w:r>
+      <w:r>
+        <w:rPr>
+          <w:b/>
+          <w:color w:val="061A4F"/>
+          <w:sz w:val="22"/>
+        </w:rPr>
+        <w:t xml:space="preserve">APKs Nativos:</w:t>
+      </w:r>
+      <w:r>
+        <w:rPr>
+          <w:color w:val="333333"/>
+          <w:sz w:val="22"/>
+        </w:rPr>
+        <w:t xml:space="preserve"> v1.8.3</w:t>
       </w:r>
     </w:p>
     <w:p>
       <w:pPr>
-        <w:jc w:val="center"/>
+        <w:spacing w:after="120" w:line="260" w:lineRule="auto"/>
       </w:pPr>
       <w:r>
         <w:rPr>
-          <w:rFonts w:ascii="Calibri" w:hAnsi="Calibri" w:eastAsia="Calibri"/>
           <w:b/>
-          <w:color w:val="0B3D91"/>
+          <w:color w:val="061A4F"/>
           <w:sz w:val="22"/>
         </w:rPr>
-        <w:t>VersÃ£o 2.2.1  Â·  Outubro de 2026</w:t>
+        <w:t xml:space="preserve">Ambiente:</w:t>
+      </w:r>
+      <w:r>
+        <w:rPr>
+          <w:color w:val="333333"/>
+          <w:sz w:val="22"/>
+        </w:rPr>
+        <w:t xml:space="preserve"> https://xiquim-vargas-erp.onrender.com | </w:t>
+      </w:r>
+      <w:r>
+        <w:rPr>
+          <w:b/>
+          <w:color w:val="061A4F"/>
+          <w:sz w:val="22"/>
+        </w:rPr>
+        <w:t xml:space="preserve">Data:</w:t>
+      </w:r>
+      <w:r>
+        <w:rPr>
+          <w:color w:val="333333"/>
+          <w:sz w:val="22"/>
+        </w:rPr>
+        <w:t xml:space="preserve"> Outubro de 2026</w:t>
       </w:r>
     </w:p>
     <w:p>
       <w:pPr>
-        <w:jc w:val="center"/>
+        <w:pStyle w:val="Heading2"/>
+        <w:spacing w:before="220" w:after="100"/>
       </w:pPr>
       <w:r>
         <w:rPr>
-          <w:rFonts w:ascii="Calibri" w:hAnsi="Calibri" w:eastAsia="Calibri"/>
-          <w:b w:val="0"/>
-          <w:color w:val="555555"/>
-          <w:sz w:val="20"/>
+          <w:b/>
+          <w:color w:val="FD5E02"/>
+          <w:sz w:val="26"/>
         </w:rPr>
-        <w:t>Documento oficial de entrega de software</w:t>
-      </w:r>
-    </w:p>
-    <w:p>
-      <w:r>
-        <w:br w:type="page"/>
+        <w:t xml:space="preserve">1. OBJETIVO E ESCOPO</w:t>
       </w:r>
     </w:p>
     <w:p>
       <w:pPr>
-        <w:spacing w:before="240" w:after="160"/>
+        <w:spacing w:after="120" w:line="260" w:lineRule="auto"/>
       </w:pPr>
       <w:r>
         <w:rPr>
-          <w:rFonts w:ascii="Calibri" w:hAnsi="Calibri" w:eastAsia="Calibri"/>
-          <w:b/>
-          <w:color w:val="061A4F"/>
-          <w:sz w:val="36"/>
+          <w:color w:val="333333"/>
+          <w:sz w:val="22"/>
         </w:rPr>
-        <w:t>1. Objetivo e Escopo Operacional</w:t>
+        <w:t xml:space="preserve">Este documento define as rotinas operacionais padrão (SOP - Standard Operating Procedures) a serem executadas diariamente pelas equipes da Torre de Controle, Frente de Caixa (PDV), Expedição e Logística, Doca de Recebimento, Vendedores Externos e Motoristas do Xiquim Vargas.</w:t>
       </w:r>
     </w:p>
     <w:p>
       <w:pPr>
-        <w:spacing w:after="120" w:line="276" w:lineRule="auto"/>
+        <w:pStyle w:val="Heading2"/>
+        <w:spacing w:before="220" w:after="100"/>
       </w:pPr>
       <w:r>
         <w:rPr>
-          <w:rFonts w:ascii="Calibri" w:hAnsi="Calibri" w:eastAsia="Calibri"/>
-          <w:b w:val="0"/>
-          <w:color w:val="333333"/>
-          <w:sz w:val="22"/>
+          <w:b/>
+          <w:color w:val="FD5E02"/>
+          <w:sz w:val="26"/>
         </w:rPr>
-        <w:t xml:space="preserve">Este Runbook Operacional constitui o manual padrÃ£o de procedimentos (SOP - Standard Operating Procedures) para os times da Torre de Controle, ExpediÃ§Ã£o, Operadores de Caixa, Gerentes de Estoque e SupervisÃ£o de LogÃ­stica do Xiquim Vargas.</w:t>
+        <w:t xml:space="preserve">2. CHECKLIST MATINAL DE ABERTURA DE TURNO (30 MINUTOS ANTES)</w:t>
       </w:r>
     </w:p>
     <w:p>
       <w:pPr>
-        <w:spacing w:after="120" w:line="276" w:lineRule="auto"/>
+        <w:spacing w:after="120" w:line="260" w:lineRule="auto"/>
       </w:pPr>
       <w:r>
         <w:rPr>
-          <w:rFonts w:ascii="Calibri" w:hAnsi="Calibri" w:eastAsia="Calibri"/>
-          <w:b w:val="0"/>
           <w:color w:val="333333"/>
           <w:sz w:val="22"/>
         </w:rPr>
-        <w:t xml:space="preserve">Seu propÃ³sito Ã© padronizar as atividades diÃ¡rias, assegurar a integridade das transaÃ§Ãµes comerciais, guiar o tratamento cÃ©lere de exceÃ§Ãµes de entrega e garantir que as contingÃªncias operacionais sejam solucionadas com rigor tÃ©cnico e mÃ­nimo impacto para o cliente final.</w:t>
+        <w:t xml:space="preserve">Trinta minutos antes da abertura da empresa ou início da saída dos caminhões, o encarregado operacional deve executar os passos abaixo:</w:t>
       </w:r>
     </w:p>
     <w:p>
       <w:pPr>
-        <w:spacing w:before="240" w:after="160"/>
+        <w:spacing w:after="60" w:line="240" w:lineRule="auto"/>
       </w:pPr>
       <w:r>
         <w:rPr>
-          <w:rFonts w:ascii="Calibri" w:hAnsi="Calibri" w:eastAsia="Calibri"/>
           <w:b/>
-          <w:color w:val="061A4F"/>
-          <w:sz w:val="36"/>
-        </w:rPr>
-        <w:t>2. Rotina de Abertura de Turno (Checklist Matinal)</w:t>
-      </w:r>
-    </w:p>
-    <w:p>
-      <w:pPr>
-        <w:spacing w:after="120" w:line="276" w:lineRule="auto"/>
-      </w:pPr>
-      <w:r>
-        <w:rPr>
-          <w:rFonts w:ascii="Calibri" w:hAnsi="Calibri" w:eastAsia="Calibri"/>
-          <w:b w:val="0"/>
-          <w:color w:val="333333"/>
-          <w:sz w:val="22"/>
-        </w:rPr>
-        <w:t xml:space="preserve">Todos os dias, impreterivelmente 30 minutos antes do inÃ­cio do expediente comercial, o encarregado de turno deve executar o seguinte checklist:</w:t>
-      </w:r>
-    </w:p>
-    <w:p>
-      <w:pPr>
-        <w:pStyle w:val="ListBullet"/>
-        <w:spacing w:after="80" w:line="260" w:lineRule="auto"/>
-      </w:pPr>
-      <w:r>
-        <w:rPr>
-          <w:rFonts w:ascii="Calibri" w:hAnsi="Calibri" w:eastAsia="Calibri"/>
-          <w:b/>
-          <w:color w:val="061A4F"/>
-          <w:sz w:val="22"/>
-        </w:rPr>
-        <w:t xml:space="preserve">1. VerificaÃ§Ã£o de SaÃºde do Servidor: </w:t>
-      </w:r>
-      <w:r>
-        <w:rPr>
-          <w:rFonts w:ascii="Calibri" w:hAnsi="Calibri" w:eastAsia="Calibri"/>
-          <w:b w:val="0"/>
-          <w:color w:val="333333"/>
-          <w:sz w:val="22"/>
-        </w:rPr>
-        <w:t xml:space="preserve">Acessar o endpoint /ready no navegador ou console da Torre. O retorno HTTP 200 { status: 'ready', db: 'ok', storage: 'ok' } confirma que o banco SQLite e os diretÃ³rios persistentes estÃ£o operacionais.</w:t>
-      </w:r>
-    </w:p>
-    <w:p>
-      <w:pPr>
-        <w:pStyle w:val="ListBullet"/>
-        <w:spacing w:after="80" w:line="260" w:lineRule="auto"/>
-      </w:pPr>
-      <w:r>
-        <w:rPr>
-          <w:rFonts w:ascii="Calibri" w:hAnsi="Calibri" w:eastAsia="Calibri"/>
-          <w:b/>
-          <w:color w:val="061A4F"/>
-          <w:sz w:val="22"/>
-        </w:rPr>
-        <w:t xml:space="preserve">2. ValidaÃ§Ã£o da ConexÃ£o em Tempo Real: </w:t>
-      </w:r>
-      <w:r>
-        <w:rPr>
-          <w:rFonts w:ascii="Calibri" w:hAnsi="Calibri" w:eastAsia="Calibri"/>
-          <w:b w:val="0"/>
-          <w:color w:val="333333"/>
-          <w:sz w:val="22"/>
-        </w:rPr>
-        <w:t xml:space="preserve">Abrir a Torre de Controle e confirmar o indicador visual de SSE conectado (Ã­cone verde de pulso). Isso assegura que notificaÃ§Ãµes instantÃ¢neas de pedidos e retornos serÃ£o recebidas sem delay.</w:t>
-      </w:r>
-    </w:p>
-    <w:p>
-      <w:pPr>
-        <w:pStyle w:val="ListBullet"/>
-        <w:spacing w:after="80" w:line="260" w:lineRule="auto"/>
-      </w:pPr>
-      <w:r>
-        <w:rPr>
-          <w:rFonts w:ascii="Calibri" w:hAnsi="Calibri" w:eastAsia="Calibri"/>
-          <w:b/>
-          <w:color w:val="061A4F"/>
-          <w:sz w:val="22"/>
-        </w:rPr>
-        <w:t xml:space="preserve">3. Triagem da Fila de Pedidos Pendentes: </w:t>
-      </w:r>
-      <w:r>
-        <w:rPr>
-          <w:rFonts w:ascii="Calibri" w:hAnsi="Calibri" w:eastAsia="Calibri"/>
-          <w:b w:val="0"/>
-          <w:color w:val="333333"/>
-          <w:sz w:val="22"/>
-        </w:rPr>
-        <w:t xml:space="preserve">Examinar na Torre de Controle todos os pedidos recebidos via Loja Online durante a madrugada e sincronizados pelos Vendedores Externos no status 'PENDENTE'. Validar endereÃ§os e avanÃ§ar para separaÃ§Ã£o.</w:t>
-      </w:r>
-    </w:p>
-    <w:p>
-      <w:pPr>
-        <w:pStyle w:val="ListBullet"/>
-        <w:spacing w:after="80" w:line="260" w:lineRule="auto"/>
-      </w:pPr>
-      <w:r>
-        <w:rPr>
-          <w:rFonts w:ascii="Calibri" w:hAnsi="Calibri" w:eastAsia="Calibri"/>
-          <w:b/>
-          <w:color w:val="061A4F"/>
-          <w:sz w:val="22"/>
-        </w:rPr>
-        <w:t xml:space="preserve">4. Auditoria de Rupturas de Estoque: </w:t>
-      </w:r>
-      <w:r>
-        <w:rPr>
-          <w:rFonts w:ascii="Calibri" w:hAnsi="Calibri" w:eastAsia="Calibri"/>
-          <w:b w:val="0"/>
-          <w:color w:val="333333"/>
-          <w:sz w:val="22"/>
-        </w:rPr>
-        <w:t xml:space="preserve">Acessar o painel de estoque e verificar itens com saldo abaixo do estoque mÃ­nimo de seguranÃ§a. Notificar compras caso haja pedidos aguardando reposiÃ§Ã£o.</w:t>
-      </w:r>
-    </w:p>
-    <w:p>
-      <w:pPr>
-        <w:pStyle w:val="ListBullet"/>
-        <w:spacing w:after="80" w:line="260" w:lineRule="auto"/>
-      </w:pPr>
-      <w:r>
-        <w:rPr>
-          <w:rFonts w:ascii="Calibri" w:hAnsi="Calibri" w:eastAsia="Calibri"/>
-          <w:b/>
-          <w:color w:val="061A4F"/>
-          <w:sz w:val="22"/>
-        </w:rPr>
-        <w:t xml:space="preserve">5. Alinhamento de Escala LogÃ­stica: </w:t>
-      </w:r>
-      <w:r>
-        <w:rPr>
-          <w:rFonts w:ascii="Calibri" w:hAnsi="Calibri" w:eastAsia="Calibri"/>
-          <w:b w:val="0"/>
-          <w:color w:val="333333"/>
-          <w:sz w:val="22"/>
-        </w:rPr>
-        <w:t xml:space="preserve">Confirmar motoristas escalados para o dia, disponibilidade de veÃ­culos e distribuiÃ§Ã£o de rotas prioritÃ¡rias por bairros.</w:t>
-      </w:r>
-    </w:p>
-    <w:p>
-      <w:pPr>
-        <w:spacing w:before="240" w:after="160"/>
-      </w:pPr>
-      <w:r>
-        <w:rPr>
-          <w:rFonts w:ascii="Calibri" w:hAnsi="Calibri" w:eastAsia="Calibri"/>
-          <w:b/>
-          <w:color w:val="061A4F"/>
-          <w:sz w:val="36"/>
-        </w:rPr>
-        <w:t>3. GestÃ£o de Pedidos e ExpediÃ§Ã£o (SeparaÃ§Ã£o, Carga e Despacho)</w:t>
-      </w:r>
-    </w:p>
-    <w:p>
-      <w:pPr>
-        <w:spacing w:after="120" w:line="276" w:lineRule="auto"/>
-      </w:pPr>
-      <w:r>
-        <w:rPr>
-          <w:rFonts w:ascii="Calibri" w:hAnsi="Calibri" w:eastAsia="Calibri"/>
-          <w:b w:val="0"/>
-          <w:color w:val="333333"/>
-          <w:sz w:val="22"/>
-        </w:rPr>
-        <w:t xml:space="preserve">O fluxo de atendimento fÃ­sico dos pedidos deve obedecer estritamente aos passos operacionais estabelecidos abaixo:</w:t>
-      </w:r>
-    </w:p>
-    <w:p>
-      <w:pPr>
-        <w:pStyle w:val="ListBullet"/>
-        <w:spacing w:after="80" w:line="260" w:lineRule="auto"/>
-      </w:pPr>
-      <w:r>
-        <w:rPr>
-          <w:rFonts w:ascii="Calibri" w:hAnsi="Calibri" w:eastAsia="Calibri"/>
-          <w:b/>
-          <w:color w:val="061A4F"/>
-          <w:sz w:val="22"/>
-        </w:rPr>
-        <w:t xml:space="preserve">â€¢ Passo 1 - LiberaÃ§Ã£o para SeparaÃ§Ã£o: </w:t>
-      </w:r>
-      <w:r>
-        <w:rPr>
-          <w:rFonts w:ascii="Calibri" w:hAnsi="Calibri" w:eastAsia="Calibri"/>
-          <w:b w:val="0"/>
-          <w:color w:val="333333"/>
-          <w:sz w:val="22"/>
-        </w:rPr>
-        <w:t xml:space="preserve">O operador seleciona os pedidos validados e clica em 'AvanÃ§ar para SeparaÃ§Ã£o'. O status muda para SEPARACAO e o romaneio de separaÃ§Ã£o Ã© impresso ou visualizado em tablet.</w:t>
-      </w:r>
-    </w:p>
-    <w:p>
-      <w:pPr>
-        <w:pStyle w:val="ListBullet"/>
-        <w:spacing w:after="80" w:line="260" w:lineRule="auto"/>
-      </w:pPr>
-      <w:r>
-        <w:rPr>
-          <w:rFonts w:ascii="Calibri" w:hAnsi="Calibri" w:eastAsia="Calibri"/>
-          <w:b/>
-          <w:color w:val="061A4F"/>
-          <w:sz w:val="22"/>
-        </w:rPr>
-        <w:t xml:space="preserve">â€¢ Passo 2 - SeparaÃ§Ã£o FÃ­sica no ArmazÃ©m: </w:t>
-      </w:r>
-      <w:r>
-        <w:rPr>
-          <w:rFonts w:ascii="Calibri" w:hAnsi="Calibri" w:eastAsia="Calibri"/>
-          <w:b w:val="0"/>
-          <w:color w:val="333333"/>
-          <w:sz w:val="22"/>
-        </w:rPr>
-        <w:t xml:space="preserve">O separador coleta os itens nas prateleiras conferindo cÃ³digo de barras e descriÃ§Ã£o. Caso haja divergÃªncia fÃ­sica de quantidade, o encarregado deve ser acionado imediatamente.</w:t>
-      </w:r>
-    </w:p>
-    <w:p>
-      <w:pPr>
-        <w:pStyle w:val="ListBullet"/>
-        <w:spacing w:after="80" w:line="260" w:lineRule="auto"/>
-      </w:pPr>
-      <w:r>
-        <w:rPr>
-          <w:rFonts w:ascii="Calibri" w:hAnsi="Calibri" w:eastAsia="Calibri"/>
-          <w:b/>
-          <w:color w:val="061A4F"/>
-          <w:sz w:val="22"/>
-        </w:rPr>
-        <w:t xml:space="preserve">â€¢ Passo 3 - Agrupamento GeogrÃ¡fico e RoteirizaÃ§Ã£o: </w:t>
-      </w:r>
-      <w:r>
-        <w:rPr>
-          <w:rFonts w:ascii="Calibri" w:hAnsi="Calibri" w:eastAsia="Calibri"/>
-          <w:b w:val="0"/>
-          <w:color w:val="333333"/>
-          <w:sz w:val="22"/>
-        </w:rPr>
-        <w:t xml:space="preserve">No mÃ³dulo de LogÃ­stica da Torre, os pedidos em separaÃ§Ã£o sÃ£o filtrados por bairro. O operador seleciona os pedidos da mesma regiÃ£o e clica em 'Criar Rota de Entrega', vinculando a um motorista e veÃ­culo.</w:t>
-      </w:r>
-    </w:p>
-    <w:p>
-      <w:pPr>
-        <w:pStyle w:val="ListBullet"/>
-        <w:spacing w:after="80" w:line="260" w:lineRule="auto"/>
-      </w:pPr>
-      <w:r>
-        <w:rPr>
-          <w:rFonts w:ascii="Calibri" w:hAnsi="Calibri" w:eastAsia="Calibri"/>
-          <w:b/>
-          <w:color w:val="061A4F"/>
-          <w:sz w:val="22"/>
-        </w:rPr>
-        <w:t xml:space="preserve">â€¢ Passo 4 - Despacho para Rota: </w:t>
-      </w:r>
-      <w:r>
-        <w:rPr>
-          <w:rFonts w:ascii="Calibri" w:hAnsi="Calibri" w:eastAsia="Calibri"/>
-          <w:b w:val="0"/>
-          <w:color w:val="333333"/>
-          <w:sz w:val="22"/>
-        </w:rPr>
-        <w:t xml:space="preserve">ApÃ³s a conferÃªncia fÃ­sica dos volumes embarcados no veÃ­culo, o operador aciona 'Despachar Rota'. Os pedidos passam para o status ROTA e as paradas ficam disponÃ­veis de imediato no app do motorista.</w:t>
-      </w:r>
-    </w:p>
-    <w:p>
-      <w:pPr>
-        <w:spacing w:before="240" w:after="160"/>
-      </w:pPr>
-      <w:r>
-        <w:rPr>
-          <w:rFonts w:ascii="Calibri" w:hAnsi="Calibri" w:eastAsia="Calibri"/>
-          <w:b/>
-          <w:color w:val="061A4F"/>
-          <w:sz w:val="36"/>
-        </w:rPr>
-        <w:t>4. Protocolo de DevoluÃ§Ãµes e ReversÃ£o LogÃ­stica (Insucesso na Entrega)</w:t>
-      </w:r>
-    </w:p>
-    <w:p>
-      <w:pPr>
-        <w:spacing w:after="120" w:line="276" w:lineRule="auto"/>
-      </w:pPr>
-      <w:r>
-        <w:rPr>
-          <w:rFonts w:ascii="Calibri" w:hAnsi="Calibri" w:eastAsia="Calibri"/>
-          <w:b w:val="0"/>
-          <w:color w:val="333333"/>
-          <w:sz w:val="22"/>
-        </w:rPr>
-        <w:t xml:space="preserve">Quando um motorista nÃ£o consegue realizar a entrega de uma parada (ex.: cliente ausente, recusa ou divergÃªncia), o sistema conta com um fluxo de contingÃªncia automatizado que preserva a integridade operacional:</w:t>
-      </w:r>
-    </w:p>
-    <w:tbl xmlns:w="http://schemas.openxmlformats.org/wordprocessingml/2006/main">
-      <w:tblPr>
-        <w:tblStyle w:val="TableGrid"/>
-        <w:tblW w:type="auto" w:w="0"/>
-        <w:tblLook w:firstColumn="1" w:firstRow="1" w:lastColumn="0" w:lastRow="0" w:noHBand="0" w:noVBand="1" w:val="04A0"/>
-      </w:tblPr>
-      <w:tblGrid>
-        <w:gridCol w:w="2800"/>
-        <w:gridCol w:w="3400"/>
-        <w:gridCol w:w="3772"/>
-      </w:tblGrid>
-      <w:tr>
-        <w:tc>
-          <w:tcPr>
-            <w:tcW w:type="dxa" w:w="2800"/>
-            <w:shd w:fill="0B3D91"/>
-          </w:tcPr>
-          <w:p>
-            <w:pPr>
-              <w:spacing w:before="60" w:after="60"/>
-            </w:pPr>
-            <w:r>
-              <w:rPr>
-                <w:rFonts w:ascii="Calibri" w:hAnsi="Calibri" w:eastAsia="Calibri"/>
-                <w:b/>
-                <w:color w:val="FFFFFF"/>
-                <w:sz w:val="20"/>
-              </w:rPr>
-              <w:t>Motivo Selecionado no App</w:t>
-            </w:r>
-          </w:p>
-        </w:tc>
-        <w:tc>
-          <w:tcPr>
-            <w:tcW w:type="dxa" w:w="3400"/>
-            <w:shd w:fill="0B3D91"/>
-          </w:tcPr>
-          <w:p>
-            <w:pPr>
-              <w:spacing w:before="60" w:after="60"/>
-            </w:pPr>
-            <w:r>
-              <w:rPr>
-                <w:rFonts w:ascii="Calibri" w:hAnsi="Calibri" w:eastAsia="Calibri"/>
-                <w:b/>
-                <w:color w:val="FFFFFF"/>
-                <w:sz w:val="20"/>
-              </w:rPr>
-              <w:t>Impacto SistÃªmico</w:t>
-            </w:r>
-          </w:p>
-        </w:tc>
-        <w:tc>
-          <w:tcPr>
-            <w:tcW w:type="dxa" w:w="3772"/>
-            <w:shd w:fill="0B3D91"/>
-          </w:tcPr>
-          <w:p>
-            <w:pPr>
-              <w:spacing w:before="60" w:after="60"/>
-            </w:pPr>
-            <w:r>
-              <w:rPr>
-                <w:rFonts w:ascii="Calibri" w:hAnsi="Calibri" w:eastAsia="Calibri"/>
-                <w:b/>
-                <w:color w:val="FFFFFF"/>
-                <w:sz w:val="20"/>
-              </w:rPr>
-              <w:t>Procedimento ObrigatÃ³rio na Torre</w:t>
-            </w:r>
-          </w:p>
-        </w:tc>
-      </w:tr>
-      <w:tr>
-        <w:tc>
-          <w:tcPr>
-            <w:tcW w:type="dxa" w:w="2800"/>
-          </w:tcPr>
-          <w:p>
-            <w:pPr>
-              <w:spacing w:before="40" w:after="40"/>
-              <w:line w:line="240" w:lineRule="auto"/>
-            </w:pPr>
-            <w:r>
-              <w:rPr>
-                <w:rFonts w:ascii="Calibri" w:hAnsi="Calibri" w:eastAsia="Calibri"/>
-                <w:b w:val="0"/>
-                <w:color w:val="333333"/>
-                <w:sz w:val="18"/>
-              </w:rPr>
-              <w:t xml:space="preserve">Cliente nÃ£o se encontra</w:t>
-            </w:r>
-          </w:p>
-        </w:tc>
-        <w:tc>
-          <w:tcPr>
-            <w:tcW w:type="dxa" w:w="3400"/>
-          </w:tcPr>
-          <w:p>
-            <w:pPr>
-              <w:spacing w:before="40" w:after="40"/>
-              <w:line w:line="240" w:lineRule="auto"/>
-            </w:pPr>
-            <w:r>
-              <w:rPr>
-                <w:rFonts w:ascii="Calibri" w:hAnsi="Calibri" w:eastAsia="Calibri"/>
-                <w:b w:val="0"/>
-                <w:color w:val="333333"/>
-                <w:sz w:val="18"/>
-              </w:rPr>
-              <w:t xml:space="preserve">Pedido volta a SEPARACAO; reserva de estoque mantida.</w:t>
-            </w:r>
-          </w:p>
-        </w:tc>
-        <w:tc>
-          <w:tcPr>
-            <w:tcW w:type="dxa" w:w="3772"/>
-          </w:tcPr>
-          <w:p>
-            <w:pPr>
-              <w:spacing w:before="40" w:after="40"/>
-              <w:line w:line="240" w:lineRule="auto"/>
-            </w:pPr>
-            <w:r>
-              <w:rPr>
-                <w:rFonts w:ascii="Calibri" w:hAnsi="Calibri" w:eastAsia="Calibri"/>
-                <w:b w:val="0"/>
-                <w:color w:val="333333"/>
-                <w:sz w:val="18"/>
-              </w:rPr>
-              <w:t xml:space="preserve">Atendimento entra em contato via WhatsApp/telefone para agendar nova data de entrega.</w:t>
-            </w:r>
-          </w:p>
-        </w:tc>
-      </w:tr>
-      <w:tr>
-        <w:tc>
-          <w:tcPr>
-            <w:tcW w:type="dxa" w:w="2800"/>
-            <w:shd w:fill="F0F4F8"/>
-          </w:tcPr>
-          <w:p>
-            <w:pPr>
-              <w:spacing w:before="40" w:after="40"/>
-              <w:line w:line="240" w:lineRule="auto"/>
-            </w:pPr>
-            <w:r>
-              <w:rPr>
-                <w:rFonts w:ascii="Calibri" w:hAnsi="Calibri" w:eastAsia="Calibri"/>
-                <w:b w:val="0"/>
-                <w:color w:val="333333"/>
-                <w:sz w:val="18"/>
-              </w:rPr>
-              <w:t xml:space="preserve">Cliente recusou receber</w:t>
-            </w:r>
-          </w:p>
-        </w:tc>
-        <w:tc>
-          <w:tcPr>
-            <w:tcW w:type="dxa" w:w="3400"/>
-            <w:shd w:fill="F0F4F8"/>
-          </w:tcPr>
-          <w:p>
-            <w:pPr>
-              <w:spacing w:before="40" w:after="40"/>
-              <w:line w:line="240" w:lineRule="auto"/>
-            </w:pPr>
-            <w:r>
-              <w:rPr>
-                <w:rFonts w:ascii="Calibri" w:hAnsi="Calibri" w:eastAsia="Calibri"/>
-                <w:b w:val="0"/>
-                <w:color w:val="333333"/>
-                <w:sz w:val="18"/>
-              </w:rPr>
-              <w:t xml:space="preserve">Pedido volta a SEPARACAO; estoque reservado aguarda triagem.</w:t>
-            </w:r>
-          </w:p>
-        </w:tc>
-        <w:tc>
-          <w:tcPr>
-            <w:tcW w:type="dxa" w:w="3772"/>
-            <w:shd w:fill="F0F4F8"/>
-          </w:tcPr>
-          <w:p>
-            <w:pPr>
-              <w:spacing w:before="40" w:after="40"/>
-              <w:line w:line="240" w:lineRule="auto"/>
-            </w:pPr>
-            <w:r>
-              <w:rPr>
-                <w:rFonts w:ascii="Calibri" w:hAnsi="Calibri" w:eastAsia="Calibri"/>
-                <w:b w:val="0"/>
-                <w:color w:val="333333"/>
-                <w:sz w:val="18"/>
-              </w:rPr>
-              <w:t xml:space="preserve">SupervisÃ£o comercial analisa o motivo da recusa (preÃ§o, prazo ou desacordo comercial).</w:t>
-            </w:r>
-          </w:p>
-        </w:tc>
-      </w:tr>
-      <w:tr>
-        <w:tc>
-          <w:tcPr>
-            <w:tcW w:type="dxa" w:w="2800"/>
-          </w:tcPr>
-          <w:p>
-            <w:pPr>
-              <w:spacing w:before="40" w:after="40"/>
-              <w:line w:line="240" w:lineRule="auto"/>
-            </w:pPr>
-            <w:r>
-              <w:rPr>
-                <w:rFonts w:ascii="Calibri" w:hAnsi="Calibri" w:eastAsia="Calibri"/>
-                <w:b w:val="0"/>
-                <w:color w:val="333333"/>
-                <w:sz w:val="18"/>
-              </w:rPr>
-              <w:t xml:space="preserve">Pedido incorreto/divergente</w:t>
-            </w:r>
-          </w:p>
-        </w:tc>
-        <w:tc>
-          <w:tcPr>
-            <w:tcW w:type="dxa" w:w="3400"/>
-          </w:tcPr>
-          <w:p>
-            <w:pPr>
-              <w:spacing w:before="40" w:after="40"/>
-              <w:line w:line="240" w:lineRule="auto"/>
-            </w:pPr>
-            <w:r>
-              <w:rPr>
-                <w:rFonts w:ascii="Calibri" w:hAnsi="Calibri" w:eastAsia="Calibri"/>
-                <w:b w:val="0"/>
-                <w:color w:val="333333"/>
-                <w:sz w:val="18"/>
-              </w:rPr>
-              <w:t xml:space="preserve">Pedido volta a SEPARACAO; alerta de conferÃªncia gerado.</w:t>
-            </w:r>
-          </w:p>
-        </w:tc>
-        <w:tc>
-          <w:tcPr>
-            <w:tcW w:type="dxa" w:w="3772"/>
-          </w:tcPr>
-          <w:p>
-            <w:pPr>
-              <w:spacing w:before="40" w:after="40"/>
-              <w:line w:line="240" w:lineRule="auto"/>
-            </w:pPr>
-            <w:r>
-              <w:rPr>
-                <w:rFonts w:ascii="Calibri" w:hAnsi="Calibri" w:eastAsia="Calibri"/>
-                <w:b w:val="0"/>
-                <w:color w:val="333333"/>
-                <w:sz w:val="18"/>
-              </w:rPr>
-              <w:t xml:space="preserve">Conferente fÃ­sico reavalia itens do pacote contra o espelho original da venda.</w:t>
-            </w:r>
-          </w:p>
-        </w:tc>
-      </w:tr>
-      <w:tr>
-        <w:tc>
-          <w:tcPr>
-            <w:tcW w:type="dxa" w:w="2800"/>
-            <w:shd w:fill="F0F4F8"/>
-          </w:tcPr>
-          <w:p>
-            <w:pPr>
-              <w:spacing w:before="40" w:after="40"/>
-              <w:line w:line="240" w:lineRule="auto"/>
-            </w:pPr>
-            <w:r>
-              <w:rPr>
-                <w:rFonts w:ascii="Calibri" w:hAnsi="Calibri" w:eastAsia="Calibri"/>
-                <w:b w:val="0"/>
-                <w:color w:val="333333"/>
-                <w:sz w:val="18"/>
-              </w:rPr>
-              <w:t xml:space="preserve">Problemas com o veÃ­culo</w:t>
-            </w:r>
-          </w:p>
-        </w:tc>
-        <w:tc>
-          <w:tcPr>
-            <w:tcW w:type="dxa" w:w="3400"/>
-            <w:shd w:fill="F0F4F8"/>
-          </w:tcPr>
-          <w:p>
-            <w:pPr>
-              <w:spacing w:before="40" w:after="40"/>
-              <w:line w:line="240" w:lineRule="auto"/>
-            </w:pPr>
-            <w:r>
-              <w:rPr>
-                <w:rFonts w:ascii="Calibri" w:hAnsi="Calibri" w:eastAsia="Calibri"/>
-                <w:b w:val="0"/>
-                <w:color w:val="333333"/>
-                <w:sz w:val="18"/>
-              </w:rPr>
-              <w:t xml:space="preserve">Carga do veÃ­culo paralisada; rotas recalculadas.</w:t>
-            </w:r>
-          </w:p>
-        </w:tc>
-        <w:tc>
-          <w:tcPr>
-            <w:tcW w:type="dxa" w:w="3772"/>
-            <w:shd w:fill="F0F4F8"/>
-          </w:tcPr>
-          <w:p>
-            <w:pPr>
-              <w:spacing w:before="40" w:after="40"/>
-              <w:line w:line="240" w:lineRule="auto"/>
-            </w:pPr>
-            <w:r>
-              <w:rPr>
-                <w:rFonts w:ascii="Calibri" w:hAnsi="Calibri" w:eastAsia="Calibri"/>
-                <w:b w:val="0"/>
-                <w:color w:val="333333"/>
-                <w:sz w:val="18"/>
-              </w:rPr>
-              <w:t xml:space="preserve">ExpediÃ§Ã£o decide entre transbordo de carga para veÃ­culo reserva ou reescalonamento.</w:t>
-            </w:r>
-          </w:p>
-        </w:tc>
-      </w:tr>
-      <w:tr>
-        <w:tc>
-          <w:tcPr>
-            <w:tcW w:type="dxa" w:w="2800"/>
-          </w:tcPr>
-          <w:p>
-            <w:pPr>
-              <w:spacing w:before="40" w:after="40"/>
-              <w:line w:line="240" w:lineRule="auto"/>
-            </w:pPr>
-            <w:r>
-              <w:rPr>
-                <w:rFonts w:ascii="Calibri" w:hAnsi="Calibri" w:eastAsia="Calibri"/>
-                <w:b w:val="0"/>
-                <w:color w:val="333333"/>
-                <w:sz w:val="18"/>
-              </w:rPr>
-              <w:t xml:space="preserve">Imprevisto com a equipe</w:t>
-            </w:r>
-          </w:p>
-        </w:tc>
-        <w:tc>
-          <w:tcPr>
-            <w:tcW w:type="dxa" w:w="3400"/>
-          </w:tcPr>
-          <w:p>
-            <w:pPr>
-              <w:spacing w:before="40" w:after="40"/>
-              <w:line w:line="240" w:lineRule="auto"/>
-            </w:pPr>
-            <w:r>
-              <w:rPr>
-                <w:rFonts w:ascii="Calibri" w:hAnsi="Calibri" w:eastAsia="Calibri"/>
-                <w:b w:val="0"/>
-                <w:color w:val="333333"/>
-                <w:sz w:val="18"/>
-              </w:rPr>
-              <w:t xml:space="preserve">Paradas pendentes estornadas para o depÃ³sito.</w:t>
-            </w:r>
-          </w:p>
-        </w:tc>
-        <w:tc>
-          <w:tcPr>
-            <w:tcW w:type="dxa" w:w="3772"/>
-          </w:tcPr>
-          <w:p>
-            <w:pPr>
-              <w:spacing w:before="40" w:after="40"/>
-              <w:line w:line="240" w:lineRule="auto"/>
-            </w:pPr>
-            <w:r>
-              <w:rPr>
-                <w:rFonts w:ascii="Calibri" w:hAnsi="Calibri" w:eastAsia="Calibri"/>
-                <w:b w:val="0"/>
-                <w:color w:val="333333"/>
-                <w:sz w:val="18"/>
-              </w:rPr>
-              <w:t xml:space="preserve">ReorganizaÃ§Ã£o das entregas no turno seguinte com aviso aos clientes afetados.</w:t>
-            </w:r>
-          </w:p>
-        </w:tc>
-      </w:tr>
-      <w:tr>
-        <w:tc>
-          <w:tcPr>
-            <w:tcW w:type="dxa" w:w="2800"/>
-            <w:shd w:fill="F0F4F8"/>
-          </w:tcPr>
-          <w:p>
-            <w:pPr>
-              <w:spacing w:before="40" w:after="40"/>
-              <w:line w:line="240" w:lineRule="auto"/>
-            </w:pPr>
-            <w:r>
-              <w:rPr>
-                <w:rFonts w:ascii="Calibri" w:hAnsi="Calibri" w:eastAsia="Calibri"/>
-                <w:b w:val="0"/>
-                <w:color w:val="333333"/>
-                <w:sz w:val="18"/>
-              </w:rPr>
-              <w:t xml:space="preserve">Outros motivos</w:t>
-            </w:r>
-          </w:p>
-        </w:tc>
-        <w:tc>
-          <w:tcPr>
-            <w:tcW w:type="dxa" w:w="3400"/>
-            <w:shd w:fill="F0F4F8"/>
-          </w:tcPr>
-          <w:p>
-            <w:pPr>
-              <w:spacing w:before="40" w:after="40"/>
-              <w:line w:line="240" w:lineRule="auto"/>
-            </w:pPr>
-            <w:r>
-              <w:rPr>
-                <w:rFonts w:ascii="Calibri" w:hAnsi="Calibri" w:eastAsia="Calibri"/>
-                <w:b w:val="0"/>
-                <w:color w:val="333333"/>
-                <w:sz w:val="18"/>
-              </w:rPr>
-              <w:t xml:space="preserve">AvaliaÃ§Ã£o individual da justificativa descritiva.</w:t>
-            </w:r>
-          </w:p>
-        </w:tc>
-        <w:tc>
-          <w:tcPr>
-            <w:tcW w:type="dxa" w:w="3772"/>
-            <w:shd w:fill="F0F4F8"/>
-          </w:tcPr>
-          <w:p>
-            <w:pPr>
-              <w:spacing w:before="40" w:after="40"/>
-              <w:line w:line="240" w:lineRule="auto"/>
-            </w:pPr>
-            <w:r>
-              <w:rPr>
-                <w:rFonts w:ascii="Calibri" w:hAnsi="Calibri" w:eastAsia="Calibri"/>
-                <w:b w:val="0"/>
-                <w:color w:val="333333"/>
-                <w:sz w:val="18"/>
-              </w:rPr>
-              <w:t xml:space="preserve">Encarregado lÃª as observaÃ§Ãµes gravadas pelo motorista no Painel de Pedidos Retornados.</w:t>
-            </w:r>
-          </w:p>
-        </w:tc>
-      </w:tr>
-    </w:tbl>
-    <w:p>
-      <w:pPr>
-        <w:spacing w:after="120" w:line="276" w:lineRule="auto"/>
-      </w:pPr>
-      <w:r>
-        <w:rPr>
-          <w:rFonts w:ascii="Calibri" w:hAnsi="Calibri" w:eastAsia="Calibri"/>
-          <w:b w:val="0"/>
-          <w:color w:val="333333"/>
-          <w:sz w:val="22"/>
-        </w:rPr>
-        <w:t xml:space="preserve">Fluxo Operacional de Triagem no Retorno do VeÃ­culo:</w:t>
-      </w:r>
-    </w:p>
-    <w:p>
-      <w:pPr>
-        <w:pStyle w:val="ListBullet"/>
-        <w:spacing w:after="80" w:line="260" w:lineRule="auto"/>
-      </w:pPr>
-      <w:r>
-        <w:rPr>
-          <w:rFonts w:ascii="Calibri" w:hAnsi="Calibri" w:eastAsia="Calibri"/>
-          <w:b/>
-          <w:color w:val="061A4F"/>
-          <w:sz w:val="22"/>
-        </w:rPr>
-        <w:t xml:space="preserve">1. Chegada do VeÃ­culo: </w:t>
-      </w:r>
-      <w:r>
-        <w:rPr>
-          <w:rFonts w:ascii="Calibri" w:hAnsi="Calibri" w:eastAsia="Calibri"/>
-          <w:b w:val="0"/>
-          <w:color w:val="333333"/>
-          <w:sz w:val="22"/>
-        </w:rPr>
-        <w:t xml:space="preserve">O motorista se apresenta Ã  doca de expediÃ§Ã£o ao tÃ©rmino da rota.</w:t>
-      </w:r>
-    </w:p>
-    <w:p>
-      <w:pPr>
-        <w:pStyle w:val="ListBullet"/>
-        <w:spacing w:after="80" w:line="260" w:lineRule="auto"/>
-      </w:pPr>
-      <w:r>
-        <w:rPr>
-          <w:rFonts w:ascii="Calibri" w:hAnsi="Calibri" w:eastAsia="Calibri"/>
-          <w:b/>
-          <w:color w:val="061A4F"/>
-          <w:sz w:val="22"/>
-        </w:rPr>
-        <w:t xml:space="preserve">2. Abertura do Painel de Retornos: </w:t>
-      </w:r>
-      <w:r>
-        <w:rPr>
-          <w:rFonts w:ascii="Calibri" w:hAnsi="Calibri" w:eastAsia="Calibri"/>
-          <w:b w:val="0"/>
-          <w:color w:val="333333"/>
-          <w:sz w:val="22"/>
-        </w:rPr>
-        <w:t xml:space="preserve">O encarregado abre o painel 'Pedidos que Retornaram' na Torre de Controle e confere os pedidos listados contra as mercadorias fÃ­sicas que voltaram no furgÃ£o.</w:t>
-      </w:r>
-    </w:p>
-    <w:p>
-      <w:pPr>
-        <w:pStyle w:val="ListBullet"/>
-        <w:spacing w:after="80" w:line="260" w:lineRule="auto"/>
-      </w:pPr>
-      <w:r>
-        <w:rPr>
-          <w:rFonts w:ascii="Calibri" w:hAnsi="Calibri" w:eastAsia="Calibri"/>
-          <w:b/>
-          <w:color w:val="061A4F"/>
-          <w:sz w:val="22"/>
-        </w:rPr>
-        <w:t xml:space="preserve">3. DecisÃ£o Operacional: </w:t>
-      </w:r>
-      <w:r>
-        <w:rPr>
-          <w:rFonts w:ascii="Calibri" w:hAnsi="Calibri" w:eastAsia="Calibri"/>
-          <w:b w:val="0"/>
-          <w:color w:val="333333"/>
-          <w:sz w:val="22"/>
-        </w:rPr>
-        <w:t xml:space="preserve">Se a entrega for reconfirmada para o dia seguinte, o pedido (que jÃ¡ estÃ¡ automaticamente em SEPARACAO) Ã© incluÃ­do no novo romaneio de carga. Se houver cancelamento do pedido pelo cliente, o operador cancela o pedido na Torre, liberando o saldo para o estoque disponÃ­vel.</w:t>
-      </w:r>
-    </w:p>
-    <w:p>
-      <w:pPr>
-        <w:spacing w:before="240" w:after="160"/>
-      </w:pPr>
-      <w:r>
-        <w:rPr>
-          <w:rFonts w:ascii="Calibri" w:hAnsi="Calibri" w:eastAsia="Calibri"/>
-          <w:b/>
-          <w:color w:val="061A4F"/>
-          <w:sz w:val="36"/>
-        </w:rPr>
-        <w:t>5. Rotinas de Doca e Recebimento de Mercadorias (Inbound)</w:t>
-      </w:r>
-    </w:p>
-    <w:p>
-      <w:pPr>
-        <w:spacing w:after="120" w:line="276" w:lineRule="auto"/>
-      </w:pPr>
-      <w:r>
-        <w:rPr>
-          <w:rFonts w:ascii="Calibri" w:hAnsi="Calibri" w:eastAsia="Calibri"/>
-          <w:b w:val="0"/>
-          <w:color w:val="333333"/>
-          <w:sz w:val="22"/>
-        </w:rPr>
-        <w:t xml:space="preserve">O abastecimento de mercadorias no estoque central segue um rigoroso fluxo de validaÃ§Ã£o de fornecedores e notas fiscais:</w:t>
-      </w:r>
-    </w:p>
-    <w:p>
-      <w:pPr>
-        <w:pStyle w:val="ListBullet"/>
-        <w:spacing w:after="80" w:line="260" w:lineRule="auto"/>
-      </w:pPr>
-      <w:r>
-        <w:rPr>
-          <w:rFonts w:ascii="Calibri" w:hAnsi="Calibri" w:eastAsia="Calibri"/>
-          <w:b/>
-          <w:color w:val="061A4F"/>
-          <w:sz w:val="22"/>
-        </w:rPr>
-        <w:t xml:space="preserve">â€¢ ConferÃªncia da Ordem de Compra: </w:t>
-      </w:r>
-      <w:r>
-        <w:rPr>
-          <w:rFonts w:ascii="Calibri" w:hAnsi="Calibri" w:eastAsia="Calibri"/>
-          <w:b w:val="0"/>
-          <w:color w:val="333333"/>
-          <w:sz w:val="22"/>
-        </w:rPr>
-        <w:t xml:space="preserve">Ao receber o entregador do fornecedor, o conferente localiza a Ordem de Compra no mÃ³dulo de compras (/api/purchases).</w:t>
-      </w:r>
-    </w:p>
-    <w:p>
-      <w:pPr>
-        <w:pStyle w:val="ListBullet"/>
-        <w:spacing w:after="80" w:line="260" w:lineRule="auto"/>
-      </w:pPr>
-      <w:r>
-        <w:rPr>
-          <w:rFonts w:ascii="Calibri" w:hAnsi="Calibri" w:eastAsia="Calibri"/>
-          <w:b/>
-          <w:color w:val="061A4F"/>
-          <w:sz w:val="22"/>
-        </w:rPr>
-        <w:t xml:space="preserve">â€¢ InspeÃ§Ã£o FÃ­sica e Quantitativa: </w:t>
-      </w:r>
-      <w:r>
-        <w:rPr>
-          <w:rFonts w:ascii="Calibri" w:hAnsi="Calibri" w:eastAsia="Calibri"/>
-          <w:b w:val="0"/>
-          <w:color w:val="333333"/>
-          <w:sz w:val="22"/>
-        </w:rPr>
-        <w:t xml:space="preserve">Contagem dos volumes, conferÃªncia de lotes, datas de validade e integridade fÃ­sica das caixas. Leitura dos cÃ³digos de barras com scanner portÃ¡til.</w:t>
-      </w:r>
-    </w:p>
-    <w:p>
-      <w:pPr>
-        <w:pStyle w:val="ListBullet"/>
-        <w:spacing w:after="80" w:line="260" w:lineRule="auto"/>
-      </w:pPr>
-      <w:r>
-        <w:rPr>
-          <w:rFonts w:ascii="Calibri" w:hAnsi="Calibri" w:eastAsia="Calibri"/>
-          <w:b/>
-          <w:color w:val="061A4F"/>
-          <w:sz w:val="22"/>
-        </w:rPr>
-        <w:t xml:space="preserve">â€¢ EfetivaÃ§Ã£o do Recebimento: </w:t>
-      </w:r>
-      <w:r>
-        <w:rPr>
-          <w:rFonts w:ascii="Calibri" w:hAnsi="Calibri" w:eastAsia="Calibri"/>
-          <w:b w:val="0"/>
-          <w:color w:val="333333"/>
-          <w:sz w:val="22"/>
-        </w:rPr>
-        <w:t xml:space="preserve">O operador clica em 'Efetivar Recebimento na Doca'. O sistema registra a movimentaÃ§Ã£o de entrada no estoque com vÃ­nculo ao fornecedor e nÃºmero da nota, atualizando imediatamente o saldo disponÃ­vel para venda em todos os canais.</w:t>
-      </w:r>
-    </w:p>
-    <w:p>
-      <w:pPr>
-        <w:spacing w:before="240" w:after="160"/>
-      </w:pPr>
-      <w:r>
-        <w:rPr>
-          <w:rFonts w:ascii="Calibri" w:hAnsi="Calibri" w:eastAsia="Calibri"/>
-          <w:b/>
-          <w:color w:val="061A4F"/>
-          <w:sz w:val="36"/>
-        </w:rPr>
-        <w:t>6. ConciliaÃ§Ãµes Operacionais DiÃ¡rias</w:t>
-      </w:r>
-    </w:p>
-    <w:p>
-      <w:pPr>
-        <w:spacing w:after="120" w:line="276" w:lineRule="auto"/>
-      </w:pPr>
-      <w:r>
-        <w:rPr>
-          <w:rFonts w:ascii="Calibri" w:hAnsi="Calibri" w:eastAsia="Calibri"/>
-          <w:b w:val="0"/>
-          <w:color w:val="333333"/>
-          <w:sz w:val="22"/>
-        </w:rPr>
-        <w:t xml:space="preserve">A integridade patrimonial da empresa depende de duas conciliaÃ§Ãµes diÃ¡rias compulsÃ³rias:</w:t>
-      </w:r>
-    </w:p>
-    <w:p>
-      <w:pPr>
-        <w:pStyle w:val="ListBullet"/>
-        <w:spacing w:after="80" w:line="260" w:lineRule="auto"/>
-      </w:pPr>
-      <w:r>
-        <w:rPr>
-          <w:rFonts w:ascii="Calibri" w:hAnsi="Calibri" w:eastAsia="Calibri"/>
-          <w:b/>
-          <w:color w:val="061A4F"/>
-          <w:sz w:val="22"/>
-        </w:rPr>
-        <w:t xml:space="preserve">â€¢ ConciliaÃ§Ã£o de Estoque FÃ­sico vs. SistÃªmico: </w:t>
-      </w:r>
-      <w:r>
-        <w:rPr>
-          <w:rFonts w:ascii="Calibri" w:hAnsi="Calibri" w:eastAsia="Calibri"/>
-          <w:b w:val="0"/>
-          <w:color w:val="333333"/>
-          <w:sz w:val="22"/>
-        </w:rPr>
-        <w:t xml:space="preserve">RealizaÃ§Ã£o diÃ¡ria de contagem rotativa (inventÃ¡rio cÃ­clico) de pelo menos 10 produtos de alto giro. Confrontar saldo fÃ­sico com a soma de DisponÃ­vel + Reservado. Qualquer divergÃªncia nÃ£o justificada deve gerar abertura de chamado de auditoria.</w:t>
-      </w:r>
-    </w:p>
-    <w:p>
-      <w:pPr>
-        <w:pStyle w:val="ListBullet"/>
-        <w:spacing w:after="80" w:line="260" w:lineRule="auto"/>
-      </w:pPr>
-      <w:r>
-        <w:rPr>
-          <w:rFonts w:ascii="Calibri" w:hAnsi="Calibri" w:eastAsia="Calibri"/>
-          <w:b/>
-          <w:color w:val="061A4F"/>
-          <w:sz w:val="22"/>
-        </w:rPr>
-        <w:t xml:space="preserve">â€¢ ConciliaÃ§Ã£o de Frente de Caixa (PDV): </w:t>
-      </w:r>
-      <w:r>
-        <w:rPr>
-          <w:rFonts w:ascii="Calibri" w:hAnsi="Calibri" w:eastAsia="Calibri"/>
-          <w:b w:val="0"/>
-          <w:color w:val="333333"/>
-          <w:sz w:val="22"/>
-        </w:rPr>
-        <w:t xml:space="preserve">No fechamento de cada turno do PDV, realizar a sangria de gaveta e emitir o relatÃ³rio financeiro do terminal. Confrontar: valor em espÃ©cie na gaveta, fita de lote de cartÃµes de crÃ©dito/dÃ©bito e extrato de recebimentos PIX do banco. Registrar eventuais sobras ou faltas de caixa no termo de fechamento.</w:t>
-      </w:r>
-    </w:p>
-    <w:p>
-      <w:pPr>
-        <w:spacing w:before="240" w:after="160"/>
-      </w:pPr>
-      <w:r>
-        <w:rPr>
-          <w:rFonts w:ascii="Calibri" w:hAnsi="Calibri" w:eastAsia="Calibri"/>
-          <w:b/>
-          <w:color w:val="061A4F"/>
-          <w:sz w:val="36"/>
-        </w:rPr>
-        <w:t>7. Matriz de Resposta a Incidentes e ContingÃªncia</w:t>
-      </w:r>
-    </w:p>
-    <w:p>
-      <w:pPr>
-        <w:spacing w:after="120" w:line="276" w:lineRule="auto"/>
-      </w:pPr>
-      <w:r>
-        <w:rPr>
-          <w:rFonts w:ascii="Calibri" w:hAnsi="Calibri" w:eastAsia="Calibri"/>
-          <w:b w:val="0"/>
-          <w:color w:val="333333"/>
-          <w:sz w:val="22"/>
-        </w:rPr>
-        <w:t xml:space="preserve">Procedimentos prÃ©-estabelecidos para contingÃªncia diante de imprevistos operacionais ou tecnolÃ³gicos:</w:t>
-      </w:r>
-    </w:p>
-    <w:tbl xmlns:w="http://schemas.openxmlformats.org/wordprocessingml/2006/main">
-      <w:tblPr>
-        <w:tblStyle w:val="TableGrid"/>
-        <w:tblW w:type="auto" w:w="0"/>
-        <w:tblLook w:firstColumn="1" w:firstRow="1" w:lastColumn="0" w:lastRow="0" w:noHBand="0" w:noVBand="1" w:val="04A0"/>
-      </w:tblPr>
-      <w:tblGrid>
-        <w:gridCol w:w="2200"/>
-        <w:gridCol w:w="1400"/>
-        <w:gridCol w:w="3972"/>
-        <w:gridCol w:w="2400"/>
-      </w:tblGrid>
-      <w:tr>
-        <w:tc>
-          <w:tcPr>
-            <w:tcW w:type="dxa" w:w="2200"/>
-            <w:shd w:fill="0B3D91"/>
-          </w:tcPr>
-          <w:p>
-            <w:pPr>
-              <w:spacing w:before="60" w:after="60"/>
-            </w:pPr>
-            <w:r>
-              <w:rPr>
-                <w:rFonts w:ascii="Calibri" w:hAnsi="Calibri" w:eastAsia="Calibri"/>
-                <w:b/>
-                <w:color w:val="FFFFFF"/>
-                <w:sz w:val="20"/>
-              </w:rPr>
-              <w:t>Incidente</w:t>
-            </w:r>
-          </w:p>
-        </w:tc>
-        <w:tc>
-          <w:tcPr>
-            <w:tcW w:type="dxa" w:w="1400"/>
-            <w:shd w:fill="0B3D91"/>
-          </w:tcPr>
-          <w:p>
-            <w:pPr>
-              <w:spacing w:before="60" w:after="60"/>
-            </w:pPr>
-            <w:r>
-              <w:rPr>
-                <w:rFonts w:ascii="Calibri" w:hAnsi="Calibri" w:eastAsia="Calibri"/>
-                <w:b/>
-                <w:color w:val="FFFFFF"/>
-                <w:sz w:val="20"/>
-              </w:rPr>
-              <w:t>Gravidade</w:t>
-            </w:r>
-          </w:p>
-        </w:tc>
-        <w:tc>
-          <w:tcPr>
-            <w:tcW w:type="dxa" w:w="3972"/>
-            <w:shd w:fill="0B3D91"/>
-          </w:tcPr>
-          <w:p>
-            <w:pPr>
-              <w:spacing w:before="60" w:after="60"/>
-            </w:pPr>
-            <w:r>
-              <w:rPr>
-                <w:rFonts w:ascii="Calibri" w:hAnsi="Calibri" w:eastAsia="Calibri"/>
-                <w:b/>
-                <w:color w:val="FFFFFF"/>
-                <w:sz w:val="20"/>
-              </w:rPr>
-              <w:t>Procedimento de ContingÃªncia Imediato</w:t>
-            </w:r>
-          </w:p>
-        </w:tc>
-        <w:tc>
-          <w:tcPr>
-            <w:tcW w:type="dxa" w:w="2400"/>
-            <w:shd w:fill="0B3D91"/>
-          </w:tcPr>
-          <w:p>
-            <w:pPr>
-              <w:spacing w:before="60" w:after="60"/>
-            </w:pPr>
-            <w:r>
-              <w:rPr>
-                <w:rFonts w:ascii="Calibri" w:hAnsi="Calibri" w:eastAsia="Calibri"/>
-                <w:b/>
-                <w:color w:val="FFFFFF"/>
-                <w:sz w:val="20"/>
-              </w:rPr>
-              <w:t>Escalonamento</w:t>
-            </w:r>
-          </w:p>
-        </w:tc>
-      </w:tr>
-      <w:tr>
-        <w:tc>
-          <w:tcPr>
-            <w:tcW w:type="dxa" w:w="2200"/>
-          </w:tcPr>
-          <w:p>
-            <w:pPr>
-              <w:spacing w:before="40" w:after="40"/>
-              <w:line w:line="240" w:lineRule="auto"/>
-            </w:pPr>
-            <w:r>
-              <w:rPr>
-                <w:rFonts w:ascii="Calibri" w:hAnsi="Calibri" w:eastAsia="Calibri"/>
-                <w:b w:val="0"/>
-                <w:color w:val="333333"/>
-                <w:sz w:val="18"/>
-              </w:rPr>
-              <w:t xml:space="preserve">OscilaÃ§Ã£o de Internet Local</w:t>
-            </w:r>
-          </w:p>
-        </w:tc>
-        <w:tc>
-          <w:tcPr>
-            <w:tcW w:type="dxa" w:w="1400"/>
-          </w:tcPr>
-          <w:p>
-            <w:pPr>
-              <w:spacing w:before="40" w:after="40"/>
-              <w:line w:line="240" w:lineRule="auto"/>
-            </w:pPr>
-            <w:r>
-              <w:rPr>
-                <w:rFonts w:ascii="Calibri" w:hAnsi="Calibri" w:eastAsia="Calibri"/>
-                <w:b w:val="0"/>
-                <w:color w:val="333333"/>
-                <w:sz w:val="18"/>
-              </w:rPr>
-              <w:t xml:space="preserve">Alta</w:t>
-            </w:r>
-          </w:p>
-        </w:tc>
-        <w:tc>
-          <w:tcPr>
-            <w:tcW w:type="dxa" w:w="3972"/>
-          </w:tcPr>
-          <w:p>
-            <w:pPr>
-              <w:spacing w:before="40" w:after="40"/>
-              <w:line w:line="240" w:lineRule="auto"/>
-            </w:pPr>
-            <w:r>
-              <w:rPr>
-                <w:rFonts w:ascii="Calibri" w:hAnsi="Calibri" w:eastAsia="Calibri"/>
-                <w:b w:val="0"/>
-                <w:color w:val="333333"/>
-                <w:sz w:val="18"/>
-              </w:rPr>
-              <w:t xml:space="preserve">PDV e App do Vendedor operam em modo offline armazenando transaÃ§Ãµes no outbox. Ao restabelecer a rede, as vendas sincronizam automaticamente.</w:t>
-            </w:r>
-          </w:p>
-        </w:tc>
-        <w:tc>
-          <w:tcPr>
-            <w:tcW w:type="dxa" w:w="2400"/>
-          </w:tcPr>
-          <w:p>
-            <w:pPr>
-              <w:spacing w:before="40" w:after="40"/>
-              <w:line w:line="240" w:lineRule="auto"/>
-            </w:pPr>
-            <w:r>
-              <w:rPr>
-                <w:rFonts w:ascii="Calibri" w:hAnsi="Calibri" w:eastAsia="Calibri"/>
-                <w:b w:val="0"/>
-                <w:color w:val="333333"/>
-                <w:sz w:val="18"/>
-              </w:rPr>
-              <w:t xml:space="preserve">Acionar operadora de telecom / TI.</w:t>
-            </w:r>
-          </w:p>
-        </w:tc>
-      </w:tr>
-      <w:tr>
-        <w:tc>
-          <w:tcPr>
-            <w:tcW w:type="dxa" w:w="2200"/>
-            <w:shd w:fill="F0F4F8"/>
-          </w:tcPr>
-          <w:p>
-            <w:pPr>
-              <w:spacing w:before="40" w:after="40"/>
-              <w:line w:line="240" w:lineRule="auto"/>
-            </w:pPr>
-            <w:r>
-              <w:rPr>
-                <w:rFonts w:ascii="Calibri" w:hAnsi="Calibri" w:eastAsia="Calibri"/>
-                <w:b w:val="0"/>
-                <w:color w:val="333333"/>
-                <w:sz w:val="18"/>
-              </w:rPr>
-              <w:t xml:space="preserve">Motorista sem Bateria no Celular</w:t>
-            </w:r>
-          </w:p>
-        </w:tc>
-        <w:tc>
-          <w:tcPr>
-            <w:tcW w:type="dxa" w:w="1400"/>
-            <w:shd w:fill="F0F4F8"/>
-          </w:tcPr>
-          <w:p>
-            <w:pPr>
-              <w:spacing w:before="40" w:after="40"/>
-              <w:line w:line="240" w:lineRule="auto"/>
-            </w:pPr>
-            <w:r>
-              <w:rPr>
-                <w:rFonts w:ascii="Calibri" w:hAnsi="Calibri" w:eastAsia="Calibri"/>
-                <w:b w:val="0"/>
-                <w:color w:val="333333"/>
-                <w:sz w:val="18"/>
-              </w:rPr>
-              <w:t xml:space="preserve">MÃ©dia</w:t>
-            </w:r>
-          </w:p>
-        </w:tc>
-        <w:tc>
-          <w:tcPr>
-            <w:tcW w:type="dxa" w:w="3972"/>
-            <w:shd w:fill="F0F4F8"/>
-          </w:tcPr>
-          <w:p>
-            <w:pPr>
-              <w:spacing w:before="40" w:after="40"/>
-              <w:line w:line="240" w:lineRule="auto"/>
-            </w:pPr>
-            <w:r>
-              <w:rPr>
-                <w:rFonts w:ascii="Calibri" w:hAnsi="Calibri" w:eastAsia="Calibri"/>
-                <w:b w:val="0"/>
-                <w:color w:val="333333"/>
-                <w:sz w:val="18"/>
-              </w:rPr>
-              <w:t xml:space="preserve">Motorista utiliza celular corporativo reserva ou anota comprovantes em papel para lanÃ§amento posterior pelo supervisor na Torre.</w:t>
-            </w:r>
-          </w:p>
-        </w:tc>
-        <w:tc>
-          <w:tcPr>
-            <w:tcW w:type="dxa" w:w="2400"/>
-            <w:shd w:fill="F0F4F8"/>
-          </w:tcPr>
-          <w:p>
-            <w:pPr>
-              <w:spacing w:before="40" w:after="40"/>
-              <w:line w:line="240" w:lineRule="auto"/>
-            </w:pPr>
-            <w:r>
-              <w:rPr>
-                <w:rFonts w:ascii="Calibri" w:hAnsi="Calibri" w:eastAsia="Calibri"/>
-                <w:b w:val="0"/>
-                <w:color w:val="333333"/>
-                <w:sz w:val="18"/>
-              </w:rPr>
-              <w:t xml:space="preserve">Supervisor de LogÃ­stica.</w:t>
-            </w:r>
-          </w:p>
-        </w:tc>
-      </w:tr>
-      <w:tr>
-        <w:tc>
-          <w:tcPr>
-            <w:tcW w:type="dxa" w:w="2200"/>
-          </w:tcPr>
-          <w:p>
-            <w:pPr>
-              <w:spacing w:before="40" w:after="40"/>
-              <w:line w:line="240" w:lineRule="auto"/>
-            </w:pPr>
-            <w:r>
-              <w:rPr>
-                <w:rFonts w:ascii="Calibri" w:hAnsi="Calibri" w:eastAsia="Calibri"/>
-                <w:b w:val="0"/>
-                <w:color w:val="333333"/>
-                <w:sz w:val="18"/>
-              </w:rPr>
-              <w:t xml:space="preserve">DivergÃªncia de Estoque na SeparaÃ§Ã£o</w:t>
-            </w:r>
-          </w:p>
-        </w:tc>
-        <w:tc>
-          <w:tcPr>
-            <w:tcW w:type="dxa" w:w="1400"/>
-          </w:tcPr>
-          <w:p>
-            <w:pPr>
-              <w:spacing w:before="40" w:after="40"/>
-              <w:line w:line="240" w:lineRule="auto"/>
-            </w:pPr>
-            <w:r>
-              <w:rPr>
-                <w:rFonts w:ascii="Calibri" w:hAnsi="Calibri" w:eastAsia="Calibri"/>
-                <w:b w:val="0"/>
-                <w:color w:val="333333"/>
-                <w:sz w:val="18"/>
-              </w:rPr>
-              <w:t xml:space="preserve">MÃ©dia</w:t>
-            </w:r>
-          </w:p>
-        </w:tc>
-        <w:tc>
-          <w:tcPr>
-            <w:tcW w:type="dxa" w:w="3972"/>
-          </w:tcPr>
-          <w:p>
-            <w:pPr>
-              <w:spacing w:before="40" w:after="40"/>
-              <w:line w:line="240" w:lineRule="auto"/>
-            </w:pPr>
-            <w:r>
-              <w:rPr>
-                <w:rFonts w:ascii="Calibri" w:hAnsi="Calibri" w:eastAsia="Calibri"/>
-                <w:b w:val="0"/>
-                <w:color w:val="333333"/>
-                <w:sz w:val="18"/>
-              </w:rPr>
-              <w:t xml:space="preserve">SubstituiÃ§Ã£o por lote idÃªntico. Se indisponÃ­vel, contato com cliente para propor substituto ou remoÃ§Ã£o do item antes de despachar.</w:t>
-            </w:r>
-          </w:p>
-        </w:tc>
-        <w:tc>
-          <w:tcPr>
-            <w:tcW w:type="dxa" w:w="2400"/>
-          </w:tcPr>
-          <w:p>
-            <w:pPr>
-              <w:spacing w:before="40" w:after="40"/>
-              <w:line w:line="240" w:lineRule="auto"/>
-            </w:pPr>
-            <w:r>
-              <w:rPr>
-                <w:rFonts w:ascii="Calibri" w:hAnsi="Calibri" w:eastAsia="Calibri"/>
-                <w:b w:val="0"/>
-                <w:color w:val="333333"/>
-                <w:sz w:val="18"/>
-              </w:rPr>
-              <w:t xml:space="preserve">Encarregado de Estoque.</w:t>
-            </w:r>
-          </w:p>
-        </w:tc>
-      </w:tr>
-      <w:tr>
-        <w:tc>
-          <w:tcPr>
-            <w:tcW w:type="dxa" w:w="2200"/>
-            <w:shd w:fill="F0F4F8"/>
-          </w:tcPr>
-          <w:p>
-            <w:pPr>
-              <w:spacing w:before="40" w:after="40"/>
-              <w:line w:line="240" w:lineRule="auto"/>
-            </w:pPr>
-            <w:r>
-              <w:rPr>
-                <w:rFonts w:ascii="Calibri" w:hAnsi="Calibri" w:eastAsia="Calibri"/>
-                <w:b w:val="0"/>
-                <w:color w:val="333333"/>
-                <w:sz w:val="18"/>
-              </w:rPr>
-              <w:t xml:space="preserve">LentidÃ£o ou Erro na Torre de Controle</w:t>
-            </w:r>
-          </w:p>
-        </w:tc>
-        <w:tc>
-          <w:tcPr>
-            <w:tcW w:type="dxa" w:w="1400"/>
-            <w:shd w:fill="F0F4F8"/>
-          </w:tcPr>
-          <w:p>
-            <w:pPr>
-              <w:spacing w:before="40" w:after="40"/>
-              <w:line w:line="240" w:lineRule="auto"/>
-            </w:pPr>
-            <w:r>
-              <w:rPr>
-                <w:rFonts w:ascii="Calibri" w:hAnsi="Calibri" w:eastAsia="Calibri"/>
-                <w:b w:val="0"/>
-                <w:color w:val="333333"/>
-                <w:sz w:val="18"/>
-              </w:rPr>
-              <w:t xml:space="preserve">Alta</w:t>
-            </w:r>
-          </w:p>
-        </w:tc>
-        <w:tc>
-          <w:tcPr>
-            <w:tcW w:type="dxa" w:w="3972"/>
-            <w:shd w:fill="F0F4F8"/>
-          </w:tcPr>
-          <w:p>
-            <w:pPr>
-              <w:spacing w:before="40" w:after="40"/>
-              <w:line w:line="240" w:lineRule="auto"/>
-            </w:pPr>
-            <w:r>
-              <w:rPr>
-                <w:rFonts w:ascii="Calibri" w:hAnsi="Calibri" w:eastAsia="Calibri"/>
-                <w:b w:val="0"/>
-                <w:color w:val="333333"/>
-                <w:sz w:val="18"/>
-              </w:rPr>
-              <w:t xml:space="preserve">Verificar conexÃ£o em /ready. Reiniciar navegador limpando cache de sessÃ£o. Se persistir, contatar equipe tÃ©cnica.</w:t>
-            </w:r>
-          </w:p>
-        </w:tc>
-        <w:tc>
-          <w:tcPr>
-            <w:tcW w:type="dxa" w:w="2400"/>
-            <w:shd w:fill="F0F4F8"/>
-          </w:tcPr>
-          <w:p>
-            <w:pPr>
-              <w:spacing w:before="40" w:after="40"/>
-              <w:line w:line="240" w:lineRule="auto"/>
-            </w:pPr>
-            <w:r>
-              <w:rPr>
-                <w:rFonts w:ascii="Calibri" w:hAnsi="Calibri" w:eastAsia="Calibri"/>
-                <w:b w:val="0"/>
-                <w:color w:val="333333"/>
-                <w:sz w:val="18"/>
-              </w:rPr>
-              <w:t xml:space="preserve">Suporte N2 / Engenharia AutonomIA.</w:t>
-            </w:r>
-          </w:p>
-        </w:tc>
-      </w:tr>
-    </w:tbl>
-    <w:p>
-      <w:pPr>
-        <w:spacing w:before="240" w:after="160"/>
-      </w:pPr>
-      <w:r>
-        <w:rPr>
-          <w:rFonts w:ascii="Calibri" w:hAnsi="Calibri" w:eastAsia="Calibri"/>
-          <w:b/>
-          <w:color w:val="061A4F"/>
-          <w:sz w:val="36"/>
-        </w:rPr>
-        <w:t>8. Rotina de Fechamento de Turno e Passagem de ServiÃ§o</w:t>
-      </w:r>
-    </w:p>
-    <w:p>
-      <w:pPr>
-        <w:spacing w:after="120" w:line="276" w:lineRule="auto"/>
-      </w:pPr>
-      <w:r>
-        <w:rPr>
-          <w:rFonts w:ascii="Calibri" w:hAnsi="Calibri" w:eastAsia="Calibri"/>
-          <w:b w:val="0"/>
-          <w:color w:val="333333"/>
-          <w:sz w:val="22"/>
-        </w:rPr>
-        <w:t xml:space="preserve">Ao final de cada jornada de trabalho, o encarregado geral executa o seguinte encerramento:</w:t>
-      </w:r>
-    </w:p>
-    <w:p>
-      <w:pPr>
-        <w:pStyle w:val="ListBullet"/>
-        <w:spacing w:after="80" w:line="260" w:lineRule="auto"/>
-      </w:pPr>
-      <w:r>
-        <w:rPr>
-          <w:rFonts w:ascii="Calibri" w:hAnsi="Calibri" w:eastAsia="Calibri"/>
-          <w:b/>
-          <w:color w:val="061A4F"/>
+          <w:color w:val="FD5E02"/>
           <w:sz w:val="22"/>
         </w:rPr>
         <w:t xml:space="preserve">1. </w:t>
       </w:r>
       <w:r>
         <w:rPr>
-          <w:rFonts w:ascii="Calibri" w:hAnsi="Calibri" w:eastAsia="Calibri"/>
-          <w:b w:val="0"/>
-          <w:color w:val="333333"/>
+          <w:b/>
+          <w:color w:val="061A4F"/>
           <w:sz w:val="22"/>
         </w:rPr>
-        <w:t xml:space="preserve">Verificar se todos os pedidos despachados para rota foram finalizados (ConcluÃ­dos com comprovante anexado ou Retornados com motivo registrado).</w:t>
+        <w:t xml:space="preserve">Verificação de Saúde do Servidor em Nuvem:</w:t>
       </w:r>
     </w:p>
     <w:p>
       <w:pPr>
         <w:pStyle w:val="ListBullet"/>
-        <w:spacing w:after="80" w:line="260" w:lineRule="auto"/>
+        <w:spacing w:after="60" w:line="240" w:lineRule="auto"/>
       </w:pPr>
       <w:r>
         <w:rPr>
-          <w:rFonts w:ascii="Calibri" w:hAnsi="Calibri" w:eastAsia="Calibri"/>
+          <w:color w:val="333333"/>
+          <w:sz w:val="22"/>
+        </w:rPr>
+        <w:t xml:space="preserve">Acessar </w:t>
+      </w:r>
+      <w:r>
+        <w:rPr>
+          <w:rFonts w:ascii="Consolas" w:hAnsi="Consolas"/>
+          <w:color w:val="C7254E"/>
+          <w:shd w:val="clear" w:color="auto" w:fill="F9F2F4"/>
+          <w:sz w:val="20"/>
+        </w:rPr>
+        <w:t xml:space="preserve">https://xiquim-vargas-erp.onrender.com/ready</w:t>
+      </w:r>
+      <w:r>
+        <w:rPr>
+          <w:color w:val="333333"/>
+          <w:sz w:val="22"/>
+        </w:rPr>
+        <w:t xml:space="preserve">.</w:t>
+      </w:r>
+    </w:p>
+    <w:p>
+      <w:pPr>
+        <w:pStyle w:val="ListBullet"/>
+        <w:spacing w:after="60" w:line="240" w:lineRule="auto"/>
+      </w:pPr>
+      <w:r>
+        <w:rPr>
+          <w:color w:val="333333"/>
+          <w:sz w:val="22"/>
+        </w:rPr>
+        <w:t xml:space="preserve">Confirmar retorno HTTP 200: </w:t>
+      </w:r>
+      <w:r>
+        <w:rPr>
+          <w:rFonts w:ascii="Consolas" w:hAnsi="Consolas"/>
+          <w:color w:val="C7254E"/>
+          <w:shd w:val="clear" w:color="auto" w:fill="F9F2F4"/>
+          <w:sz w:val="20"/>
+        </w:rPr>
+        <w:t xml:space="preserve">{ "ok": true, "ready": true, "version": "1.8.2" }</w:t>
+      </w:r>
+      <w:r>
+        <w:rPr>
+          <w:color w:val="333333"/>
+          <w:sz w:val="22"/>
+        </w:rPr>
+        <w:t xml:space="preserve">.</w:t>
+      </w:r>
+    </w:p>
+    <w:p>
+      <w:pPr>
+        <w:pStyle w:val="ListBullet"/>
+        <w:spacing w:after="60" w:line="240" w:lineRule="auto"/>
+      </w:pPr>
+      <w:r>
+        <w:rPr>
+          <w:color w:val="333333"/>
+          <w:sz w:val="22"/>
+        </w:rPr>
+        <w:t xml:space="preserve">Acessar </w:t>
+      </w:r>
+      <w:r>
+        <w:rPr>
+          <w:rFonts w:ascii="Consolas" w:hAnsi="Consolas"/>
+          <w:color w:val="C7254E"/>
+          <w:shd w:val="clear" w:color="auto" w:fill="F9F2F4"/>
+          <w:sz w:val="20"/>
+        </w:rPr>
+        <w:t xml:space="preserve">https://xiquim-vargas-erp.onrender.com/health</w:t>
+      </w:r>
+      <w:r>
+        <w:rPr>
+          <w:color w:val="333333"/>
+          <w:sz w:val="22"/>
+        </w:rPr>
+        <w:t xml:space="preserve"> para atestar tempo de atividade (</w:t>
+      </w:r>
+      <w:r>
+        <w:rPr>
+          <w:rFonts w:ascii="Consolas" w:hAnsi="Consolas"/>
+          <w:color w:val="C7254E"/>
+          <w:shd w:val="clear" w:color="auto" w:fill="F9F2F4"/>
+          <w:sz w:val="20"/>
+        </w:rPr>
+        <w:t xml:space="preserve">uptime_seconds</w:t>
+      </w:r>
+      <w:r>
+        <w:rPr>
+          <w:color w:val="333333"/>
+          <w:sz w:val="22"/>
+        </w:rPr>
+        <w:t xml:space="preserve">) e modo do banco (</w:t>
+      </w:r>
+      <w:r>
+        <w:rPr>
+          <w:rFonts w:ascii="Consolas" w:hAnsi="Consolas"/>
+          <w:color w:val="C7254E"/>
+          <w:shd w:val="clear" w:color="auto" w:fill="F9F2F4"/>
+          <w:sz w:val="20"/>
+        </w:rPr>
+        <w:t xml:space="preserve">sqlite-wal</w:t>
+      </w:r>
+      <w:r>
+        <w:rPr>
+          <w:color w:val="333333"/>
+          <w:sz w:val="22"/>
+        </w:rPr>
+        <w:t xml:space="preserve">).</w:t>
+      </w:r>
+    </w:p>
+    <w:p>
+      <w:pPr>
+        <w:spacing w:after="60" w:line="240" w:lineRule="auto"/>
+      </w:pPr>
+      <w:r>
+        <w:rPr>
           <w:b/>
-          <w:color w:val="061A4F"/>
+          <w:color w:val="FD5E02"/>
           <w:sz w:val="22"/>
         </w:rPr>
         <w:t xml:space="preserve">2. </w:t>
       </w:r>
       <w:r>
         <w:rPr>
-          <w:rFonts w:ascii="Calibri" w:hAnsi="Calibri" w:eastAsia="Calibri"/>
-          <w:b w:val="0"/>
-          <w:color w:val="333333"/>
+          <w:b/>
+          <w:color w:val="061A4F"/>
           <w:sz w:val="22"/>
         </w:rPr>
-        <w:t xml:space="preserve">Confirmar o fechamento de todos os caixas ativos e conferÃªncia de sangrias.</w:t>
+        <w:t xml:space="preserve">Conexão em Tempo Real na Torre de Controle:</w:t>
       </w:r>
     </w:p>
     <w:p>
       <w:pPr>
         <w:pStyle w:val="ListBullet"/>
-        <w:spacing w:after="80" w:line="260" w:lineRule="auto"/>
+        <w:spacing w:after="60" w:line="240" w:lineRule="auto"/>
       </w:pPr>
       <w:r>
         <w:rPr>
-          <w:rFonts w:ascii="Calibri" w:hAnsi="Calibri" w:eastAsia="Calibri"/>
+          <w:color w:val="333333"/>
+          <w:sz w:val="22"/>
+        </w:rPr>
+        <w:t xml:space="preserve">Abrir a Torre de Controle (</w:t>
+      </w:r>
+      <w:r>
+        <w:rPr>
+          <w:rFonts w:ascii="Consolas" w:hAnsi="Consolas"/>
+          <w:color w:val="C7254E"/>
+          <w:shd w:val="clear" w:color="auto" w:fill="F9F2F4"/>
+          <w:sz w:val="20"/>
+        </w:rPr>
+        <w:t xml:space="preserve">admin.html</w:t>
+      </w:r>
+      <w:r>
+        <w:rPr>
+          <w:color w:val="333333"/>
+          <w:sz w:val="22"/>
+        </w:rPr>
+        <w:t xml:space="preserve"> ou app nativo </w:t>
+      </w:r>
+      <w:r>
+        <w:rPr>
+          <w:rFonts w:ascii="Consolas" w:hAnsi="Consolas"/>
+          <w:color w:val="C7254E"/>
+          <w:shd w:val="clear" w:color="auto" w:fill="F9F2F4"/>
+          <w:sz w:val="20"/>
+        </w:rPr>
+        <w:t xml:space="preserve">XiquimVargas-TorreControle-1.8.3.apk</w:t>
+      </w:r>
+      <w:r>
+        <w:rPr>
+          <w:color w:val="333333"/>
+          <w:sz w:val="22"/>
+        </w:rPr>
+        <w:t xml:space="preserve">).</w:t>
+      </w:r>
+    </w:p>
+    <w:p>
+      <w:pPr>
+        <w:pStyle w:val="ListBullet"/>
+        <w:spacing w:after="60" w:line="240" w:lineRule="auto"/>
+      </w:pPr>
+      <w:r>
+        <w:rPr>
+          <w:color w:val="333333"/>
+          <w:sz w:val="22"/>
+        </w:rPr>
+        <w:t xml:space="preserve">Validar se o indicador de conexão em tempo real (bolinha verde no topo) está ativo.</w:t>
+      </w:r>
+    </w:p>
+    <w:p>
+      <w:pPr>
+        <w:spacing w:after="60" w:line="240" w:lineRule="auto"/>
+      </w:pPr>
+      <w:r>
+        <w:rPr>
           <w:b/>
-          <w:color w:val="061A4F"/>
+          <w:color w:val="FD5E02"/>
           <w:sz w:val="22"/>
         </w:rPr>
         <w:t xml:space="preserve">3. </w:t>
       </w:r>
       <w:r>
         <w:rPr>
-          <w:rFonts w:ascii="Calibri" w:hAnsi="Calibri" w:eastAsia="Calibri"/>
-          <w:b w:val="0"/>
-          <w:color w:val="333333"/>
+          <w:b/>
+          <w:color w:val="061A4F"/>
           <w:sz w:val="22"/>
         </w:rPr>
-        <w:t xml:space="preserve">Checar o painel de pedidos retornados, garantindo que os itens fÃ­sicos jÃ¡ se encontram na doca de triagem.</w:t>
+        <w:t xml:space="preserve">Triagem de Pedidos Noturnos e Matinais:</w:t>
       </w:r>
     </w:p>
     <w:p>
       <w:pPr>
         <w:pStyle w:val="ListBullet"/>
-        <w:spacing w:after="80" w:line="260" w:lineRule="auto"/>
+        <w:spacing w:after="60" w:line="240" w:lineRule="auto"/>
       </w:pPr>
       <w:r>
         <w:rPr>
-          <w:rFonts w:ascii="Calibri" w:hAnsi="Calibri" w:eastAsia="Calibri"/>
+          <w:color w:val="333333"/>
+          <w:sz w:val="22"/>
+        </w:rPr>
+        <w:t xml:space="preserve">Filtrar o painel por pedidos </w:t>
+      </w:r>
+      <w:r>
+        <w:rPr>
+          <w:rFonts w:ascii="Consolas" w:hAnsi="Consolas"/>
+          <w:color w:val="C7254E"/>
+          <w:shd w:val="clear" w:color="auto" w:fill="F9F2F4"/>
+          <w:sz w:val="20"/>
+        </w:rPr>
+        <w:t xml:space="preserve">PENDENTE</w:t>
+      </w:r>
+      <w:r>
+        <w:rPr>
+          <w:color w:val="333333"/>
+          <w:sz w:val="22"/>
+        </w:rPr>
+        <w:t xml:space="preserve"> (vindos da Loja Online durante a noite ou emitidos por vendedores).</w:t>
+      </w:r>
+    </w:p>
+    <w:p>
+      <w:pPr>
+        <w:pStyle w:val="ListBullet"/>
+        <w:spacing w:after="60" w:line="240" w:lineRule="auto"/>
+      </w:pPr>
+      <w:r>
+        <w:rPr>
+          <w:color w:val="333333"/>
+          <w:sz w:val="22"/>
+        </w:rPr>
+        <w:t xml:space="preserve">Validar itens e limite de crédito/pagamento antes de liberar para a separação física.</w:t>
+      </w:r>
+    </w:p>
+    <w:p>
+      <w:pPr>
+        <w:spacing w:after="60" w:line="240" w:lineRule="auto"/>
+      </w:pPr>
+      <w:r>
+        <w:rPr>
           <w:b/>
-          <w:color w:val="061A4F"/>
+          <w:color w:val="FD5E02"/>
           <w:sz w:val="22"/>
         </w:rPr>
         <w:t xml:space="preserve">4. </w:t>
       </w:r>
       <w:r>
         <w:rPr>
-          <w:rFonts w:ascii="Calibri" w:hAnsi="Calibri" w:eastAsia="Calibri"/>
-          <w:b w:val="0"/>
+          <w:b/>
+          <w:color w:val="061A4F"/>
+          <w:sz w:val="22"/>
+        </w:rPr>
+        <w:t xml:space="preserve">Alocação de Equipes e Veículos:</w:t>
+      </w:r>
+    </w:p>
+    <w:p>
+      <w:pPr>
+        <w:pStyle w:val="ListBullet"/>
+        <w:spacing w:after="60" w:line="240" w:lineRule="auto"/>
+      </w:pPr>
+      <w:r>
+        <w:rPr>
           <w:color w:val="333333"/>
           <w:sz w:val="22"/>
         </w:rPr>
-        <w:t xml:space="preserve">Registrar no livro de ocorrÃªncias digital as observaÃ§Ãµes do dia e transferir pendÃªncias para a equipe do turno subsequente.</w:t>
+        <w:t xml:space="preserve">Conferir a escala dos motoristas escalados para o turno e a disponibilidade dos veículos da frota.</w:t>
+      </w:r>
+    </w:p>
+    <w:p>
+      <w:pPr>
+        <w:pStyle w:val="ListBullet"/>
+        <w:spacing w:after="60" w:line="240" w:lineRule="auto"/>
+      </w:pPr>
+      <w:r>
+        <w:rPr>
+          <w:color w:val="333333"/>
+          <w:sz w:val="22"/>
+        </w:rPr>
+        <w:t xml:space="preserve">Abrir o módulo de rotas logísticas e validar a distribuição de bairros por dia da semana.</w:t>
+      </w:r>
+    </w:p>
+    <w:p>
+      <w:pPr>
+        <w:pStyle w:val="Heading2"/>
+        <w:spacing w:before="220" w:after="100"/>
+      </w:pPr>
+      <w:r>
+        <w:rPr>
+          <w:b/>
+          <w:color w:val="FD5E02"/>
+          <w:sz w:val="26"/>
+        </w:rPr>
+        <w:t xml:space="preserve">3. ROTINAS DE OPERAÇÃO DO PDV E FRENTE DE CAIXA</w:t>
+      </w:r>
+    </w:p>
+    <w:p>
+      <w:pPr>
+        <w:spacing w:after="120" w:line="260" w:lineRule="auto"/>
+      </w:pPr>
+      <w:r>
+        <w:rPr>
+          <w:color w:val="333333"/>
+          <w:sz w:val="22"/>
+        </w:rPr>
+        <w:t xml:space="preserve">Para operadores de balcão utilizando </w:t>
+      </w:r>
+      <w:r>
+        <w:rPr>
+          <w:rFonts w:ascii="Consolas" w:hAnsi="Consolas"/>
+          <w:color w:val="C7254E"/>
+          <w:shd w:val="clear" w:color="auto" w:fill="F9F2F4"/>
+          <w:sz w:val="20"/>
+        </w:rPr>
+        <w:t xml:space="preserve">pdv.html</w:t>
+      </w:r>
+      <w:r>
+        <w:rPr>
+          <w:color w:val="333333"/>
+          <w:sz w:val="22"/>
+        </w:rPr>
+        <w:t xml:space="preserve"> ou o app </w:t>
+      </w:r>
+      <w:r>
+        <w:rPr>
+          <w:rFonts w:ascii="Consolas" w:hAnsi="Consolas"/>
+          <w:color w:val="C7254E"/>
+          <w:shd w:val="clear" w:color="auto" w:fill="F9F2F4"/>
+          <w:sz w:val="20"/>
+        </w:rPr>
+        <w:t xml:space="preserve">XiquimVargas-PDV-1.8.3.apk</w:t>
+      </w:r>
+      <w:r>
+        <w:rPr>
+          <w:color w:val="333333"/>
+          <w:sz w:val="22"/>
+        </w:rPr>
+        <w:t xml:space="preserve"> / </w:t>
+      </w:r>
+      <w:r>
+        <w:rPr>
+          <w:rFonts w:ascii="Consolas" w:hAnsi="Consolas"/>
+          <w:color w:val="C7254E"/>
+          <w:shd w:val="clear" w:color="auto" w:fill="F9F2F4"/>
+          <w:sz w:val="20"/>
+        </w:rPr>
+        <w:t xml:space="preserve">XiquimVargas-Caixa-1.8.3.apk</w:t>
+      </w:r>
+      <w:r>
+        <w:rPr>
+          <w:color w:val="333333"/>
+          <w:sz w:val="22"/>
+        </w:rPr>
+        <w:t xml:space="preserve">:</w:t>
+      </w:r>
+    </w:p>
+    <w:p>
+      <w:pPr>
+        <w:spacing w:after="60" w:line="240" w:lineRule="auto"/>
+      </w:pPr>
+      <w:r>
+        <w:rPr>
+          <w:b/>
+          <w:color w:val="FD5E02"/>
+          <w:sz w:val="22"/>
+        </w:rPr>
+        <w:t xml:space="preserve">1. </w:t>
+      </w:r>
+      <w:r>
+        <w:rPr>
+          <w:b/>
+          <w:color w:val="061A4F"/>
+          <w:sz w:val="22"/>
+        </w:rPr>
+        <w:t xml:space="preserve">Abertura de Caixa:</w:t>
+      </w:r>
+    </w:p>
+    <w:p>
+      <w:pPr>
+        <w:pStyle w:val="ListBullet"/>
+        <w:spacing w:after="60" w:line="240" w:lineRule="auto"/>
+      </w:pPr>
+      <w:r>
+        <w:rPr>
+          <w:color w:val="333333"/>
+          <w:sz w:val="22"/>
+        </w:rPr>
+        <w:t xml:space="preserve">Realizar login no terminal com seu usuário (</w:t>
+      </w:r>
+      <w:r>
+        <w:rPr>
+          <w:rFonts w:ascii="Consolas" w:hAnsi="Consolas"/>
+          <w:color w:val="C7254E"/>
+          <w:shd w:val="clear" w:color="auto" w:fill="F9F2F4"/>
+          <w:sz w:val="20"/>
+        </w:rPr>
+        <w:t xml:space="preserve">cashier</w:t>
+      </w:r>
+      <w:r>
+        <w:rPr>
+          <w:color w:val="333333"/>
+          <w:sz w:val="22"/>
+        </w:rPr>
+        <w:t xml:space="preserve">).</w:t>
+      </w:r>
+    </w:p>
+    <w:p>
+      <w:pPr>
+        <w:pStyle w:val="ListBullet"/>
+        <w:spacing w:after="60" w:line="240" w:lineRule="auto"/>
+      </w:pPr>
+      <w:r>
+        <w:rPr>
+          <w:color w:val="333333"/>
+          <w:sz w:val="22"/>
+        </w:rPr>
+        <w:t xml:space="preserve">Confirmar o cliente padrão de balcão (</w:t>
+      </w:r>
+      <w:r>
+        <w:rPr>
+          <w:rFonts w:ascii="Consolas" w:hAnsi="Consolas"/>
+          <w:color w:val="C7254E"/>
+          <w:shd w:val="clear" w:color="auto" w:fill="F9F2F4"/>
+          <w:sz w:val="20"/>
+        </w:rPr>
+        <w:t xml:space="preserve">CLIENTE-BALCAO</w:t>
+      </w:r>
+      <w:r>
+        <w:rPr>
+          <w:color w:val="333333"/>
+          <w:sz w:val="22"/>
+        </w:rPr>
+        <w:t xml:space="preserve"> / Consumidor Final).</w:t>
+      </w:r>
+    </w:p>
+    <w:p>
+      <w:pPr>
+        <w:spacing w:after="60" w:line="240" w:lineRule="auto"/>
+      </w:pPr>
+      <w:r>
+        <w:rPr>
+          <w:b/>
+          <w:color w:val="FD5E02"/>
+          <w:sz w:val="22"/>
+        </w:rPr>
+        <w:t xml:space="preserve">2. </w:t>
+      </w:r>
+      <w:r>
+        <w:rPr>
+          <w:b/>
+          <w:color w:val="061A4F"/>
+          <w:sz w:val="22"/>
+        </w:rPr>
+        <w:t xml:space="preserve">Bipagem e Registro de Produtos:</w:t>
+      </w:r>
+    </w:p>
+    <w:p>
+      <w:pPr>
+        <w:pStyle w:val="ListBullet"/>
+        <w:spacing w:after="60" w:line="240" w:lineRule="auto"/>
+      </w:pPr>
+      <w:r>
+        <w:rPr>
+          <w:color w:val="333333"/>
+          <w:sz w:val="22"/>
+        </w:rPr>
+        <w:t xml:space="preserve">Bipar o código de barras do produto diretamente no leitor óptico ou digitar pelo menos 2 caracteres do nome/SKU.</w:t>
+      </w:r>
+    </w:p>
+    <w:p>
+      <w:pPr>
+        <w:pStyle w:val="ListBullet"/>
+        <w:spacing w:after="60" w:line="240" w:lineRule="auto"/>
+      </w:pPr>
+      <w:r>
+        <w:rPr>
+          <w:color w:val="333333"/>
+          <w:sz w:val="22"/>
+        </w:rPr>
+        <w:t xml:space="preserve">Ajustar a quantidade desejada. O sistema verifica instantaneamente o estoque disponível (</w:t>
+      </w:r>
+      <w:r>
+        <w:rPr>
+          <w:rFonts w:ascii="Consolas" w:hAnsi="Consolas"/>
+          <w:color w:val="C7254E"/>
+          <w:shd w:val="clear" w:color="auto" w:fill="F9F2F4"/>
+          <w:sz w:val="20"/>
+        </w:rPr>
+        <w:t xml:space="preserve">quantidade_disponivel</w:t>
+      </w:r>
+      <w:r>
+        <w:rPr>
+          <w:color w:val="333333"/>
+          <w:sz w:val="22"/>
+        </w:rPr>
+        <w:t xml:space="preserve">).</w:t>
+      </w:r>
+    </w:p>
+    <w:p>
+      <w:pPr>
+        <w:spacing w:after="60" w:line="240" w:lineRule="auto"/>
+      </w:pPr>
+      <w:r>
+        <w:rPr>
+          <w:b/>
+          <w:color w:val="FD5E02"/>
+          <w:sz w:val="22"/>
+        </w:rPr>
+        <w:t xml:space="preserve">3. </w:t>
+      </w:r>
+      <w:r>
+        <w:rPr>
+          <w:b/>
+          <w:color w:val="061A4F"/>
+          <w:sz w:val="22"/>
+        </w:rPr>
+        <w:t xml:space="preserve">Finalização e Pagamento:</w:t>
+      </w:r>
+    </w:p>
+    <w:p>
+      <w:pPr>
+        <w:pStyle w:val="ListBullet"/>
+        <w:spacing w:after="60" w:line="240" w:lineRule="auto"/>
+      </w:pPr>
+      <w:r>
+        <w:rPr>
+          <w:color w:val="333333"/>
+          <w:sz w:val="22"/>
+        </w:rPr>
+        <w:t xml:space="preserve">Selecionar o meio de pagamento acordado: Dinheiro, Débito, Crédito ou PIX.</w:t>
+      </w:r>
+    </w:p>
+    <w:p>
+      <w:pPr>
+        <w:pStyle w:val="ListBullet"/>
+        <w:spacing w:after="60" w:line="240" w:lineRule="auto"/>
+      </w:pPr>
+      <w:r>
+        <w:rPr>
+          <w:color w:val="333333"/>
+          <w:sz w:val="22"/>
+        </w:rPr>
+        <w:t xml:space="preserve">Se Dinheiro: inserir o valor recebido; o sistema calcula e exibe o troco na tela com destaque.</w:t>
+      </w:r>
+    </w:p>
+    <w:p>
+      <w:pPr>
+        <w:pStyle w:val="ListBullet"/>
+        <w:spacing w:after="60" w:line="240" w:lineRule="auto"/>
+      </w:pPr>
+      <w:r>
+        <w:rPr>
+          <w:color w:val="333333"/>
+          <w:sz w:val="22"/>
+        </w:rPr>
+        <w:t xml:space="preserve">Se Crédito: selecionar modalidade à vista ou parcelado (de 2 a 12 vezes).</w:t>
+      </w:r>
+    </w:p>
+    <w:p>
+      <w:pPr>
+        <w:pStyle w:val="ListBullet"/>
+        <w:spacing w:after="60" w:line="240" w:lineRule="auto"/>
+      </w:pPr>
+      <w:r>
+        <w:rPr>
+          <w:color w:val="333333"/>
+          <w:sz w:val="22"/>
+        </w:rPr>
+        <w:t xml:space="preserve">Clicar em </w:t>
+      </w:r>
+      <w:r>
+        <w:rPr>
+          <w:b/>
+          <w:color w:val="061A4F"/>
+          <w:sz w:val="22"/>
+        </w:rPr>
+        <w:t xml:space="preserve">"Finalizar Venda"</w:t>
+      </w:r>
+      <w:r>
+        <w:rPr>
+          <w:color w:val="333333"/>
+          <w:sz w:val="22"/>
+        </w:rPr>
+        <w:t xml:space="preserve">. O comprovante térmico é gerado para impressão.</w:t>
+      </w:r>
+    </w:p>
+    <w:p>
+      <w:pPr>
+        <w:spacing w:after="60" w:line="240" w:lineRule="auto"/>
+      </w:pPr>
+      <w:r>
+        <w:rPr>
+          <w:b/>
+          <w:color w:val="FD5E02"/>
+          <w:sz w:val="22"/>
+        </w:rPr>
+        <w:t xml:space="preserve">4. </w:t>
+      </w:r>
+      <w:r>
+        <w:rPr>
+          <w:b/>
+          <w:color w:val="061A4F"/>
+          <w:sz w:val="22"/>
+        </w:rPr>
+        <w:t xml:space="preserve">Operação em Contingência (Sem Internet):</w:t>
+      </w:r>
+    </w:p>
+    <w:p>
+      <w:pPr>
+        <w:pStyle w:val="ListBullet"/>
+        <w:spacing w:after="60" w:line="240" w:lineRule="auto"/>
+      </w:pPr>
+      <w:r>
+        <w:rPr>
+          <w:color w:val="333333"/>
+          <w:sz w:val="22"/>
+        </w:rPr>
+        <w:t xml:space="preserve">O aplicativo opera normalmente offline. As vendas são gravadas localmente em IndexedDB (</w:t>
+      </w:r>
+      <w:r>
+        <w:rPr>
+          <w:rFonts w:ascii="Consolas" w:hAnsi="Consolas"/>
+          <w:color w:val="C7254E"/>
+          <w:shd w:val="clear" w:color="auto" w:fill="F9F2F4"/>
+          <w:sz w:val="20"/>
+        </w:rPr>
+        <w:t xml:space="preserve">xv-offline-v1-...</w:t>
+      </w:r>
+      <w:r>
+        <w:rPr>
+          <w:color w:val="333333"/>
+          <w:sz w:val="22"/>
+        </w:rPr>
+        <w:t xml:space="preserve">).</w:t>
+      </w:r>
+    </w:p>
+    <w:p>
+      <w:pPr>
+        <w:pStyle w:val="ListBullet"/>
+        <w:spacing w:after="60" w:line="240" w:lineRule="auto"/>
+      </w:pPr>
+      <w:r>
+        <w:rPr>
+          <w:color w:val="333333"/>
+          <w:sz w:val="22"/>
+        </w:rPr>
+        <w:t xml:space="preserve">Não fechar o aplicativo ou limpar o cache do navegador até a conexão retornar. Ao reestabelecer o sinal, a fila sincroniza no servidor de forma transparente.</w:t>
+      </w:r>
+    </w:p>
+    <w:p>
+      <w:pPr>
+        <w:pStyle w:val="Heading2"/>
+        <w:spacing w:before="220" w:after="100"/>
+      </w:pPr>
+      <w:r>
+        <w:rPr>
+          <w:b/>
+          <w:color w:val="FD5E02"/>
+          <w:sz w:val="26"/>
+        </w:rPr>
+        <w:t xml:space="preserve">4. EXPEDIÇÃO, MONTAGEM DE CARGA E ROTEIRIZAÇÃO</w:t>
+      </w:r>
+    </w:p>
+    <w:p>
+      <w:pPr>
+        <w:spacing w:after="60" w:line="240" w:lineRule="auto"/>
+      </w:pPr>
+      <w:r>
+        <w:rPr>
+          <w:b/>
+          <w:color w:val="FD5E02"/>
+          <w:sz w:val="22"/>
+        </w:rPr>
+        <w:t xml:space="preserve">1. </w:t>
+      </w:r>
+      <w:r>
+        <w:rPr>
+          <w:b/>
+          <w:color w:val="061A4F"/>
+          <w:sz w:val="22"/>
+        </w:rPr>
+        <w:t xml:space="preserve">Separação de Mercadorias:</w:t>
+      </w:r>
+    </w:p>
+    <w:p>
+      <w:pPr>
+        <w:pStyle w:val="ListBullet"/>
+        <w:spacing w:after="60" w:line="240" w:lineRule="auto"/>
+      </w:pPr>
+      <w:r>
+        <w:rPr>
+          <w:color w:val="333333"/>
+          <w:sz w:val="22"/>
+        </w:rPr>
+        <w:t xml:space="preserve">Na Torre de Controle, selecionar pedidos em status </w:t>
+      </w:r>
+      <w:r>
+        <w:rPr>
+          <w:rFonts w:ascii="Consolas" w:hAnsi="Consolas"/>
+          <w:color w:val="C7254E"/>
+          <w:shd w:val="clear" w:color="auto" w:fill="F9F2F4"/>
+          <w:sz w:val="20"/>
+        </w:rPr>
+        <w:t xml:space="preserve">SEPARACAO</w:t>
+      </w:r>
+      <w:r>
+        <w:rPr>
+          <w:color w:val="333333"/>
+          <w:sz w:val="22"/>
+        </w:rPr>
+        <w:t xml:space="preserve">.</w:t>
+      </w:r>
+    </w:p>
+    <w:p>
+      <w:pPr>
+        <w:pStyle w:val="ListBullet"/>
+        <w:spacing w:after="60" w:line="240" w:lineRule="auto"/>
+      </w:pPr>
+      <w:r>
+        <w:rPr>
+          <w:color w:val="333333"/>
+          <w:sz w:val="22"/>
+        </w:rPr>
+        <w:t xml:space="preserve">Clicar em </w:t>
+      </w:r>
+      <w:r>
+        <w:rPr>
+          <w:b/>
+          <w:color w:val="061A4F"/>
+          <w:sz w:val="22"/>
+        </w:rPr>
+        <w:t xml:space="preserve">"Imprimir Romaneio de Carga (PDF)"</w:t>
+      </w:r>
+      <w:r>
+        <w:rPr>
+          <w:color w:val="333333"/>
+          <w:sz w:val="22"/>
+        </w:rPr>
+        <w:t xml:space="preserve"> para entrega aos estoquistas no depósito.</w:t>
+      </w:r>
+    </w:p>
+    <w:p>
+      <w:pPr>
+        <w:spacing w:after="60" w:line="240" w:lineRule="auto"/>
+      </w:pPr>
+      <w:r>
+        <w:rPr>
+          <w:b/>
+          <w:color w:val="FD5E02"/>
+          <w:sz w:val="22"/>
+        </w:rPr>
+        <w:t xml:space="preserve">2. </w:t>
+      </w:r>
+      <w:r>
+        <w:rPr>
+          <w:b/>
+          <w:color w:val="061A4F"/>
+          <w:sz w:val="22"/>
+        </w:rPr>
+        <w:t xml:space="preserve">Criação da Rota Logística:</w:t>
+      </w:r>
+    </w:p>
+    <w:p>
+      <w:pPr>
+        <w:pStyle w:val="ListBullet"/>
+        <w:spacing w:after="60" w:line="240" w:lineRule="auto"/>
+      </w:pPr>
+      <w:r>
+        <w:rPr>
+          <w:color w:val="333333"/>
+          <w:sz w:val="22"/>
+        </w:rPr>
+        <w:t xml:space="preserve">Acessar a aba </w:t>
+      </w:r>
+      <w:r>
+        <w:rPr>
+          <w:b/>
+          <w:color w:val="061A4F"/>
+          <w:sz w:val="22"/>
+        </w:rPr>
+        <w:t xml:space="preserve">Logística</w:t>
+      </w:r>
+      <w:r>
+        <w:rPr>
+          <w:color w:val="333333"/>
+          <w:sz w:val="22"/>
+        </w:rPr>
+        <w:t xml:space="preserve"> e selecionar os pedidos agrupados por bairros e zonas viárias.</w:t>
+      </w:r>
+    </w:p>
+    <w:p>
+      <w:pPr>
+        <w:pStyle w:val="ListBullet"/>
+        <w:spacing w:after="60" w:line="240" w:lineRule="auto"/>
+      </w:pPr>
+      <w:r>
+        <w:rPr>
+          <w:color w:val="333333"/>
+          <w:sz w:val="22"/>
+        </w:rPr>
+        <w:t xml:space="preserve">Definir o motorista responsável e a placa do veículo.</w:t>
+      </w:r>
+    </w:p>
+    <w:p>
+      <w:pPr>
+        <w:pStyle w:val="ListBullet"/>
+        <w:spacing w:after="60" w:line="240" w:lineRule="auto"/>
+      </w:pPr>
+      <w:r>
+        <w:rPr>
+          <w:color w:val="333333"/>
+          <w:sz w:val="22"/>
+        </w:rPr>
+        <w:t xml:space="preserve">Clicar em </w:t>
+      </w:r>
+      <w:r>
+        <w:rPr>
+          <w:b/>
+          <w:color w:val="061A4F"/>
+          <w:sz w:val="22"/>
+        </w:rPr>
+        <w:t xml:space="preserve">"Criar e Despachar Rota"</w:t>
+      </w:r>
+      <w:r>
+        <w:rPr>
+          <w:color w:val="333333"/>
+          <w:sz w:val="22"/>
+        </w:rPr>
+        <w:t xml:space="preserve">. O status dos pedidos avança de </w:t>
+      </w:r>
+      <w:r>
+        <w:rPr>
+          <w:rFonts w:ascii="Consolas" w:hAnsi="Consolas"/>
+          <w:color w:val="C7254E"/>
+          <w:shd w:val="clear" w:color="auto" w:fill="F9F2F4"/>
+          <w:sz w:val="20"/>
+        </w:rPr>
+        <w:t xml:space="preserve">SEPARACAO</w:t>
+      </w:r>
+      <w:r>
+        <w:rPr>
+          <w:color w:val="333333"/>
+          <w:sz w:val="22"/>
+        </w:rPr>
+        <w:t xml:space="preserve"> para </w:t>
+      </w:r>
+      <w:r>
+        <w:rPr>
+          <w:rFonts w:ascii="Consolas" w:hAnsi="Consolas"/>
+          <w:color w:val="C7254E"/>
+          <w:shd w:val="clear" w:color="auto" w:fill="F9F2F4"/>
+          <w:sz w:val="20"/>
+        </w:rPr>
+        <w:t xml:space="preserve">ROTA</w:t>
+      </w:r>
+      <w:r>
+        <w:rPr>
+          <w:color w:val="333333"/>
+          <w:sz w:val="22"/>
+        </w:rPr>
+        <w:t xml:space="preserve">.</w:t>
+      </w:r>
+    </w:p>
+    <w:p>
+      <w:pPr>
+        <w:spacing w:after="60" w:line="240" w:lineRule="auto"/>
+      </w:pPr>
+      <w:r>
+        <w:rPr>
+          <w:b/>
+          <w:color w:val="FD5E02"/>
+          <w:sz w:val="22"/>
+        </w:rPr>
+        <w:t xml:space="preserve">3. </w:t>
+      </w:r>
+      <w:r>
+        <w:rPr>
+          <w:b/>
+          <w:color w:val="061A4F"/>
+          <w:sz w:val="22"/>
+        </w:rPr>
+        <w:t xml:space="preserve">Carregamento do Veículo:</w:t>
+      </w:r>
+    </w:p>
+    <w:p>
+      <w:pPr>
+        <w:pStyle w:val="ListBullet"/>
+        <w:spacing w:after="60" w:line="240" w:lineRule="auto"/>
+      </w:pPr>
+      <w:r>
+        <w:rPr>
+          <w:color w:val="333333"/>
+          <w:sz w:val="22"/>
+        </w:rPr>
+        <w:t xml:space="preserve">Conferir a carga física na doca contra o PDF de lista de carregamento antes da saída do portão.</w:t>
+      </w:r>
+    </w:p>
+    <w:p>
+      <w:pPr>
+        <w:pStyle w:val="Heading2"/>
+        <w:spacing w:before="220" w:after="100"/>
+      </w:pPr>
+      <w:r>
+        <w:rPr>
+          <w:b/>
+          <w:color w:val="FD5E02"/>
+          <w:sz w:val="26"/>
+        </w:rPr>
+        <w:t xml:space="preserve">5. OPERAÇÃO DO MOTORISTA E GESTÃO DE OCORRÊNCIAS</w:t>
+      </w:r>
+    </w:p>
+    <w:p>
+      <w:pPr>
+        <w:spacing w:after="120" w:line="260" w:lineRule="auto"/>
+      </w:pPr>
+      <w:r>
+        <w:rPr>
+          <w:color w:val="333333"/>
+          <w:sz w:val="22"/>
+        </w:rPr>
+        <w:t xml:space="preserve">O motorista opera com o aplicativo nativo </w:t>
+      </w:r>
+      <w:r>
+        <w:rPr>
+          <w:rFonts w:ascii="Consolas" w:hAnsi="Consolas"/>
+          <w:color w:val="C7254E"/>
+          <w:shd w:val="clear" w:color="auto" w:fill="F9F2F4"/>
+          <w:sz w:val="20"/>
+        </w:rPr>
+        <w:t xml:space="preserve">XiquimVargas-Motorista-1.8.3.apk</w:t>
+      </w:r>
+      <w:r>
+        <w:rPr>
+          <w:color w:val="333333"/>
+          <w:sz w:val="22"/>
+        </w:rPr>
+        <w:t xml:space="preserve">:</w:t>
+      </w:r>
+    </w:p>
+    <w:p>
+      <w:pPr>
+        <w:spacing w:after="60" w:line="240" w:lineRule="auto"/>
+      </w:pPr>
+      <w:r>
+        <w:rPr>
+          <w:b/>
+          <w:color w:val="FD5E02"/>
+          <w:sz w:val="22"/>
+        </w:rPr>
+        <w:t xml:space="preserve">1. </w:t>
+      </w:r>
+      <w:r>
+        <w:rPr>
+          <w:b/>
+          <w:color w:val="061A4F"/>
+          <w:sz w:val="22"/>
+        </w:rPr>
+        <w:t xml:space="preserve">Visualização das Paradas:</w:t>
+      </w:r>
+    </w:p>
+    <w:p>
+      <w:pPr>
+        <w:pStyle w:val="ListBullet"/>
+        <w:spacing w:after="60" w:line="240" w:lineRule="auto"/>
+      </w:pPr>
+      <w:r>
+        <w:rPr>
+          <w:color w:val="333333"/>
+          <w:sz w:val="22"/>
+        </w:rPr>
+        <w:t xml:space="preserve">O motorista abre o app; as entregas do dia aparecem ordenadas por prioridade viária.</w:t>
+      </w:r>
+    </w:p>
+    <w:p>
+      <w:pPr>
+        <w:spacing w:after="60" w:line="240" w:lineRule="auto"/>
+      </w:pPr>
+      <w:r>
+        <w:rPr>
+          <w:b/>
+          <w:color w:val="FD5E02"/>
+          <w:sz w:val="22"/>
+        </w:rPr>
+        <w:t xml:space="preserve">2. </w:t>
+      </w:r>
+      <w:r>
+        <w:rPr>
+          <w:b/>
+          <w:color w:val="061A4F"/>
+          <w:sz w:val="22"/>
+        </w:rPr>
+        <w:t xml:space="preserve">Comunicação Prévia:</w:t>
+      </w:r>
+    </w:p>
+    <w:p>
+      <w:pPr>
+        <w:pStyle w:val="ListBullet"/>
+        <w:spacing w:after="60" w:line="240" w:lineRule="auto"/>
+      </w:pPr>
+      <w:r>
+        <w:rPr>
+          <w:color w:val="333333"/>
+          <w:sz w:val="22"/>
+        </w:rPr>
+        <w:t xml:space="preserve">Antes de chegar ao destino, o motorista toca no ícone de </w:t>
+      </w:r>
+      <w:r>
+        <w:rPr>
+          <w:b/>
+          <w:color w:val="061A4F"/>
+          <w:sz w:val="22"/>
+        </w:rPr>
+        <w:t xml:space="preserve">WhatsApp</w:t>
+      </w:r>
+      <w:r>
+        <w:rPr>
+          <w:color w:val="333333"/>
+          <w:sz w:val="22"/>
+        </w:rPr>
+        <w:t xml:space="preserve"> ou </w:t>
+      </w:r>
+      <w:r>
+        <w:rPr>
+          <w:b/>
+          <w:color w:val="061A4F"/>
+          <w:sz w:val="22"/>
+        </w:rPr>
+        <w:t xml:space="preserve">Telefone</w:t>
+      </w:r>
+      <w:r>
+        <w:rPr>
+          <w:color w:val="333333"/>
+          <w:sz w:val="22"/>
+        </w:rPr>
+        <w:t xml:space="preserve"> para avisar o cliente em 1 clique.</w:t>
+      </w:r>
+    </w:p>
+    <w:p>
+      <w:pPr>
+        <w:spacing w:after="60" w:line="240" w:lineRule="auto"/>
+      </w:pPr>
+      <w:r>
+        <w:rPr>
+          <w:b/>
+          <w:color w:val="FD5E02"/>
+          <w:sz w:val="22"/>
+        </w:rPr>
+        <w:t xml:space="preserve">3. </w:t>
+      </w:r>
+      <w:r>
+        <w:rPr>
+          <w:b/>
+          <w:color w:val="061A4F"/>
+          <w:sz w:val="22"/>
+        </w:rPr>
+        <w:t xml:space="preserve">Entrega com Sucesso:</w:t>
+      </w:r>
+    </w:p>
+    <w:p>
+      <w:pPr>
+        <w:pStyle w:val="ListBullet"/>
+        <w:spacing w:after="60" w:line="240" w:lineRule="auto"/>
+      </w:pPr>
+      <w:r>
+        <w:rPr>
+          <w:color w:val="333333"/>
+          <w:sz w:val="22"/>
+        </w:rPr>
+        <w:t xml:space="preserve">No momento da entrega, o motorista clica em </w:t>
+      </w:r>
+      <w:r>
+        <w:rPr>
+          <w:b/>
+          <w:color w:val="061A4F"/>
+          <w:sz w:val="22"/>
+        </w:rPr>
+        <w:t xml:space="preserve">"Anexar Comprovante"</w:t>
+      </w:r>
+      <w:r>
+        <w:rPr>
+          <w:color w:val="333333"/>
+          <w:sz w:val="22"/>
+        </w:rPr>
+        <w:t xml:space="preserve">, fotografa o canhoto assinado ou a fachada com o produto e clica em </w:t>
+      </w:r>
+      <w:r>
+        <w:rPr>
+          <w:b/>
+          <w:color w:val="061A4F"/>
+          <w:sz w:val="22"/>
+        </w:rPr>
+        <w:t xml:space="preserve">"Concluir Entrega"</w:t>
+      </w:r>
+      <w:r>
+        <w:rPr>
+          <w:color w:val="333333"/>
+          <w:sz w:val="22"/>
+        </w:rPr>
+        <w:t xml:space="preserve">.</w:t>
+      </w:r>
+    </w:p>
+    <w:p>
+      <w:pPr>
+        <w:pStyle w:val="ListBullet"/>
+        <w:spacing w:after="60" w:line="240" w:lineRule="auto"/>
+      </w:pPr>
+      <w:r>
+        <w:rPr>
+          <w:color w:val="333333"/>
+          <w:sz w:val="22"/>
+        </w:rPr>
+        <w:t xml:space="preserve">O pedido avança para </w:t>
+      </w:r>
+      <w:r>
+        <w:rPr>
+          <w:rFonts w:ascii="Consolas" w:hAnsi="Consolas"/>
+          <w:color w:val="C7254E"/>
+          <w:shd w:val="clear" w:color="auto" w:fill="F9F2F4"/>
+          <w:sz w:val="20"/>
+        </w:rPr>
+        <w:t xml:space="preserve">CONCLUIDO</w:t>
+      </w:r>
+      <w:r>
+        <w:rPr>
+          <w:color w:val="333333"/>
+          <w:sz w:val="22"/>
+        </w:rPr>
+        <w:t xml:space="preserve"> e o estoque reservado é baixado definitivamente no servidor.</w:t>
+      </w:r>
+    </w:p>
+    <w:p>
+      <w:pPr>
+        <w:spacing w:after="60" w:line="240" w:lineRule="auto"/>
+      </w:pPr>
+      <w:r>
+        <w:rPr>
+          <w:b/>
+          <w:color w:val="FD5E02"/>
+          <w:sz w:val="22"/>
+        </w:rPr>
+        <w:t xml:space="preserve">4. </w:t>
+      </w:r>
+      <w:r>
+        <w:rPr>
+          <w:b/>
+          <w:color w:val="061A4F"/>
+          <w:sz w:val="22"/>
+        </w:rPr>
+        <w:t xml:space="preserve">Protocolo de Insucesso (Não Entregue):</w:t>
+      </w:r>
+    </w:p>
+    <w:p>
+      <w:pPr>
+        <w:pStyle w:val="ListBullet"/>
+        <w:spacing w:after="60" w:line="240" w:lineRule="auto"/>
+      </w:pPr>
+      <w:r>
+        <w:rPr>
+          <w:color w:val="333333"/>
+          <w:sz w:val="22"/>
+        </w:rPr>
+        <w:t xml:space="preserve">Se o cliente estiver ausente, estabelecimento fechado ou recusa de entrega:</w:t>
+      </w:r>
+    </w:p>
+    <w:p>
+      <w:pPr>
+        <w:pStyle w:val="ListBullet"/>
+        <w:spacing w:after="60" w:line="240" w:lineRule="auto"/>
+      </w:pPr>
+      <w:r>
+        <w:rPr>
+          <w:color w:val="333333"/>
+          <w:sz w:val="22"/>
+        </w:rPr>
+        <w:t xml:space="preserve">O motorista toca em </w:t>
+      </w:r>
+      <w:r>
+        <w:rPr>
+          <w:b/>
+          <w:color w:val="061A4F"/>
+          <w:sz w:val="22"/>
+        </w:rPr>
+        <w:t xml:space="preserve">"Registrar Retorno"</w:t>
+      </w:r>
+      <w:r>
+        <w:rPr>
+          <w:color w:val="333333"/>
+          <w:sz w:val="22"/>
+        </w:rPr>
+        <w:t xml:space="preserve">, seleciona o motivo (ex: "Cliente Ausente", "Endereço Incorreto", "Recusa") e detalha a ocorrência.</w:t>
+      </w:r>
+    </w:p>
+    <w:p>
+      <w:pPr>
+        <w:pStyle w:val="ListBullet"/>
+        <w:spacing w:after="60" w:line="240" w:lineRule="auto"/>
+      </w:pPr>
+      <w:r>
+        <w:rPr>
+          <w:b/>
+          <w:color w:val="061A4F"/>
+          <w:sz w:val="22"/>
+        </w:rPr>
+        <w:t xml:space="preserve">Reversão Automática:</w:t>
+      </w:r>
+      <w:r>
+        <w:rPr>
+          <w:color w:val="333333"/>
+          <w:sz w:val="22"/>
+        </w:rPr>
+        <w:t xml:space="preserve"> O status do pedido retorna de </w:t>
+      </w:r>
+      <w:r>
+        <w:rPr>
+          <w:rFonts w:ascii="Consolas" w:hAnsi="Consolas"/>
+          <w:color w:val="C7254E"/>
+          <w:shd w:val="clear" w:color="auto" w:fill="F9F2F4"/>
+          <w:sz w:val="20"/>
+        </w:rPr>
+        <w:t xml:space="preserve">ROTA</w:t>
+      </w:r>
+      <w:r>
+        <w:rPr>
+          <w:color w:val="333333"/>
+          <w:sz w:val="22"/>
+        </w:rPr>
+        <w:t xml:space="preserve"> diretamente para </w:t>
+      </w:r>
+      <w:r>
+        <w:rPr>
+          <w:rFonts w:ascii="Consolas" w:hAnsi="Consolas"/>
+          <w:color w:val="C7254E"/>
+          <w:shd w:val="clear" w:color="auto" w:fill="F9F2F4"/>
+          <w:sz w:val="20"/>
+        </w:rPr>
+        <w:t xml:space="preserve">SEPARACAO</w:t>
+      </w:r>
+      <w:r>
+        <w:rPr>
+          <w:color w:val="333333"/>
+          <w:sz w:val="22"/>
+        </w:rPr>
+        <w:t xml:space="preserve">.</w:t>
+      </w:r>
+    </w:p>
+    <w:p>
+      <w:pPr>
+        <w:pStyle w:val="ListBullet"/>
+        <w:spacing w:after="60" w:line="240" w:lineRule="auto"/>
+      </w:pPr>
+      <w:r>
+        <w:rPr>
+          <w:color w:val="333333"/>
+          <w:sz w:val="22"/>
+        </w:rPr>
+        <w:t xml:space="preserve">O pedido é desacoplado do veículo e ressurge imediatamente na Torre de Controle no painel </w:t>
+      </w:r>
+      <w:r>
+        <w:rPr>
+          <w:b/>
+          <w:color w:val="061A4F"/>
+          <w:sz w:val="22"/>
+        </w:rPr>
+        <w:t xml:space="preserve">"Pedidos que Retornaram"</w:t>
+      </w:r>
+      <w:r>
+        <w:rPr>
+          <w:color w:val="333333"/>
+          <w:sz w:val="22"/>
+        </w:rPr>
+        <w:t xml:space="preserve">.</w:t>
+      </w:r>
+    </w:p>
+    <w:p>
+      <w:pPr>
+        <w:pStyle w:val="Heading2"/>
+        <w:spacing w:before="220" w:after="100"/>
+      </w:pPr>
+      <w:r>
+        <w:rPr>
+          <w:b/>
+          <w:color w:val="FD5E02"/>
+          <w:sz w:val="26"/>
+        </w:rPr>
+        <w:t xml:space="preserve">6. DOCA DE RECEBIMENTO (INBOUND) E ENTRADA DE FORNECEDORES</w:t>
+      </w:r>
+    </w:p>
+    <w:p>
+      <w:pPr>
+        <w:spacing w:after="60" w:line="240" w:lineRule="auto"/>
+      </w:pPr>
+      <w:r>
+        <w:rPr>
+          <w:b/>
+          <w:color w:val="FD5E02"/>
+          <w:sz w:val="22"/>
+        </w:rPr>
+        <w:t xml:space="preserve">1. </w:t>
+      </w:r>
+      <w:r>
+        <w:rPr>
+          <w:color w:val="333333"/>
+          <w:sz w:val="22"/>
+        </w:rPr>
+        <w:t xml:space="preserve">Ao chegar caminhão de fornecedor com mercadorias:</w:t>
+      </w:r>
+    </w:p>
+    <w:p>
+      <w:pPr>
+        <w:pStyle w:val="ListBullet"/>
+        <w:spacing w:after="60" w:line="240" w:lineRule="auto"/>
+      </w:pPr>
+      <w:r>
+        <w:rPr>
+          <w:color w:val="333333"/>
+          <w:sz w:val="22"/>
+        </w:rPr>
+        <w:t xml:space="preserve">Acessar na Torre de Controle o menu </w:t>
+      </w:r>
+      <w:r>
+        <w:rPr>
+          <w:b/>
+          <w:color w:val="061A4F"/>
+          <w:sz w:val="22"/>
+        </w:rPr>
+        <w:t xml:space="preserve">Compras / Inbound</w:t>
+      </w:r>
+      <w:r>
+        <w:rPr>
+          <w:color w:val="333333"/>
+          <w:sz w:val="22"/>
+        </w:rPr>
+        <w:t xml:space="preserve">.</w:t>
+      </w:r>
+    </w:p>
+    <w:p>
+      <w:pPr>
+        <w:pStyle w:val="ListBullet"/>
+        <w:spacing w:after="60" w:line="240" w:lineRule="auto"/>
+      </w:pPr>
+      <w:r>
+        <w:rPr>
+          <w:color w:val="333333"/>
+          <w:sz w:val="22"/>
+        </w:rPr>
+        <w:t xml:space="preserve">Localizar a Ordem de Compra correspondente (</w:t>
+      </w:r>
+      <w:r>
+        <w:rPr>
+          <w:rFonts w:ascii="Consolas" w:hAnsi="Consolas"/>
+          <w:color w:val="C7254E"/>
+          <w:shd w:val="clear" w:color="auto" w:fill="F9F2F4"/>
+          <w:sz w:val="20"/>
+        </w:rPr>
+        <w:t xml:space="preserve">SOLICITADO</w:t>
+      </w:r>
+      <w:r>
+        <w:rPr>
+          <w:color w:val="333333"/>
+          <w:sz w:val="22"/>
+        </w:rPr>
+        <w:t xml:space="preserve"> ou </w:t>
+      </w:r>
+      <w:r>
+        <w:rPr>
+          <w:rFonts w:ascii="Consolas" w:hAnsi="Consolas"/>
+          <w:color w:val="C7254E"/>
+          <w:shd w:val="clear" w:color="auto" w:fill="F9F2F4"/>
+          <w:sz w:val="20"/>
+        </w:rPr>
+        <w:t xml:space="preserve">CONFIRMADO</w:t>
+      </w:r>
+      <w:r>
+        <w:rPr>
+          <w:color w:val="333333"/>
+          <w:sz w:val="22"/>
+        </w:rPr>
+        <w:t xml:space="preserve">).</w:t>
+      </w:r>
+    </w:p>
+    <w:p>
+      <w:pPr>
+        <w:spacing w:after="60" w:line="240" w:lineRule="auto"/>
+      </w:pPr>
+      <w:r>
+        <w:rPr>
+          <w:b/>
+          <w:color w:val="FD5E02"/>
+          <w:sz w:val="22"/>
+        </w:rPr>
+        <w:t xml:space="preserve">2. </w:t>
+      </w:r>
+      <w:r>
+        <w:rPr>
+          <w:b/>
+          <w:color w:val="061A4F"/>
+          <w:sz w:val="22"/>
+        </w:rPr>
+        <w:t xml:space="preserve">Conferência Cega / Bipagem:</w:t>
+      </w:r>
+    </w:p>
+    <w:p>
+      <w:pPr>
+        <w:pStyle w:val="ListBullet"/>
+        <w:spacing w:after="60" w:line="240" w:lineRule="auto"/>
+      </w:pPr>
+      <w:r>
+        <w:rPr>
+          <w:color w:val="333333"/>
+          <w:sz w:val="22"/>
+        </w:rPr>
+        <w:t xml:space="preserve">Bipar os códigos de barras das caixas recebidas no campo de busca inbound (</w:t>
+      </w:r>
+      <w:r>
+        <w:rPr>
+          <w:rFonts w:ascii="Consolas" w:hAnsi="Consolas"/>
+          <w:color w:val="C7254E"/>
+          <w:shd w:val="clear" w:color="auto" w:fill="F9F2F4"/>
+          <w:sz w:val="20"/>
+        </w:rPr>
+        <w:t xml:space="preserve">/api/inbound/barcode</w:t>
+      </w:r>
+      <w:r>
+        <w:rPr>
+          <w:color w:val="333333"/>
+          <w:sz w:val="22"/>
+        </w:rPr>
+        <w:t xml:space="preserve">).</w:t>
+      </w:r>
+    </w:p>
+    <w:p>
+      <w:pPr>
+        <w:pStyle w:val="ListBullet"/>
+        <w:spacing w:after="60" w:line="240" w:lineRule="auto"/>
+      </w:pPr>
+      <w:r>
+        <w:rPr>
+          <w:color w:val="333333"/>
+          <w:sz w:val="22"/>
+        </w:rPr>
+        <w:t xml:space="preserve">Validar as quantidades físicas entregues contra o faturamento do fornecedor.</w:t>
+      </w:r>
+    </w:p>
+    <w:p>
+      <w:pPr>
+        <w:spacing w:after="60" w:line="240" w:lineRule="auto"/>
+      </w:pPr>
+      <w:r>
+        <w:rPr>
+          <w:b/>
+          <w:color w:val="FD5E02"/>
+          <w:sz w:val="22"/>
+        </w:rPr>
+        <w:t xml:space="preserve">3. </w:t>
+      </w:r>
+      <w:r>
+        <w:rPr>
+          <w:b/>
+          <w:color w:val="061A4F"/>
+          <w:sz w:val="22"/>
+        </w:rPr>
+        <w:t xml:space="preserve">Efetivação de Entrada:</w:t>
+      </w:r>
+    </w:p>
+    <w:p>
+      <w:pPr>
+        <w:pStyle w:val="ListBullet"/>
+        <w:spacing w:after="60" w:line="240" w:lineRule="auto"/>
+      </w:pPr>
+      <w:r>
+        <w:rPr>
+          <w:color w:val="333333"/>
+          <w:sz w:val="22"/>
+        </w:rPr>
+        <w:t xml:space="preserve">Clicar em </w:t>
+      </w:r>
+      <w:r>
+        <w:rPr>
+          <w:b/>
+          <w:color w:val="061A4F"/>
+          <w:sz w:val="22"/>
+        </w:rPr>
+        <w:t xml:space="preserve">"Confirmar Recebimento"</w:t>
+      </w:r>
+      <w:r>
+        <w:rPr>
+          <w:color w:val="333333"/>
+          <w:sz w:val="22"/>
+        </w:rPr>
+        <w:t xml:space="preserve"> (</w:t>
+      </w:r>
+      <w:r>
+        <w:rPr>
+          <w:rFonts w:ascii="Consolas" w:hAnsi="Consolas"/>
+          <w:color w:val="C7254E"/>
+          <w:shd w:val="clear" w:color="auto" w:fill="F9F2F4"/>
+          <w:sz w:val="20"/>
+        </w:rPr>
+        <w:t xml:space="preserve">POST /api/purchases/:id/receive</w:t>
+      </w:r>
+      <w:r>
+        <w:rPr>
+          <w:color w:val="333333"/>
+          <w:sz w:val="22"/>
+        </w:rPr>
+        <w:t xml:space="preserve">).</w:t>
+      </w:r>
+    </w:p>
+    <w:p>
+      <w:pPr>
+        <w:pStyle w:val="ListBullet"/>
+        <w:spacing w:after="60" w:line="240" w:lineRule="auto"/>
+      </w:pPr>
+      <w:r>
+        <w:rPr>
+          <w:color w:val="333333"/>
+          <w:sz w:val="22"/>
+        </w:rPr>
+        <w:t xml:space="preserve">O estoque é incrementado no mesmo segundo, o preço de custo é auditado no histórico (</w:t>
+      </w:r>
+      <w:r>
+        <w:rPr>
+          <w:rFonts w:ascii="Consolas" w:hAnsi="Consolas"/>
+          <w:color w:val="C7254E"/>
+          <w:shd w:val="clear" w:color="auto" w:fill="F9F2F4"/>
+          <w:sz w:val="20"/>
+        </w:rPr>
+        <w:t xml:space="preserve">produto_custos_historico</w:t>
+      </w:r>
+      <w:r>
+        <w:rPr>
+          <w:color w:val="333333"/>
+          <w:sz w:val="22"/>
+        </w:rPr>
+        <w:t xml:space="preserve">) e os eventos SSE de atualização de estoque disparam para todas as telas.</w:t>
+      </w:r>
+    </w:p>
+    <w:p>
+      <w:pPr>
+        <w:pStyle w:val="Heading2"/>
+        <w:spacing w:before="220" w:after="100"/>
+      </w:pPr>
+      <w:r>
+        <w:rPr>
+          <w:b/>
+          <w:color w:val="FD5E02"/>
+          <w:sz w:val="26"/>
+        </w:rPr>
+        <w:t xml:space="preserve">7. FECHAMENTO DE TURNO E CONCILIAÇÃO</w:t>
+      </w:r>
+    </w:p>
+    <w:p>
+      <w:pPr>
+        <w:spacing w:after="120" w:line="260" w:lineRule="auto"/>
+      </w:pPr>
+      <w:r>
+        <w:rPr>
+          <w:color w:val="333333"/>
+          <w:sz w:val="22"/>
+        </w:rPr>
+        <w:t xml:space="preserve">Ao término do expediente diário:</w:t>
+      </w:r>
+    </w:p>
+    <w:p>
+      <w:pPr>
+        <w:spacing w:after="60" w:line="240" w:lineRule="auto"/>
+      </w:pPr>
+      <w:r>
+        <w:rPr>
+          <w:b/>
+          <w:color w:val="FD5E02"/>
+          <w:sz w:val="22"/>
+        </w:rPr>
+        <w:t xml:space="preserve">1. </w:t>
+      </w:r>
+      <w:r>
+        <w:rPr>
+          <w:b/>
+          <w:color w:val="061A4F"/>
+          <w:sz w:val="22"/>
+        </w:rPr>
+        <w:t xml:space="preserve">Fechamento dos Caixas:</w:t>
+      </w:r>
+    </w:p>
+    <w:p>
+      <w:pPr>
+        <w:pStyle w:val="ListBullet"/>
+        <w:spacing w:after="60" w:line="240" w:lineRule="auto"/>
+      </w:pPr>
+      <w:r>
+        <w:rPr>
+          <w:color w:val="333333"/>
+          <w:sz w:val="22"/>
+        </w:rPr>
+        <w:t xml:space="preserve">Realizar a sangria e fechamento nos terminais PDV, conferindo valores físicos contra o relatório do turno.</w:t>
+      </w:r>
+    </w:p>
+    <w:p>
+      <w:pPr>
+        <w:spacing w:after="60" w:line="240" w:lineRule="auto"/>
+      </w:pPr>
+      <w:r>
+        <w:rPr>
+          <w:b/>
+          <w:color w:val="FD5E02"/>
+          <w:sz w:val="22"/>
+        </w:rPr>
+        <w:t xml:space="preserve">2. </w:t>
+      </w:r>
+      <w:r>
+        <w:rPr>
+          <w:b/>
+          <w:color w:val="061A4F"/>
+          <w:sz w:val="22"/>
+        </w:rPr>
+        <w:t xml:space="preserve">Conferência de Retornos Físicos:</w:t>
+      </w:r>
+    </w:p>
+    <w:p>
+      <w:pPr>
+        <w:pStyle w:val="ListBullet"/>
+        <w:spacing w:after="60" w:line="240" w:lineRule="auto"/>
+      </w:pPr>
+      <w:r>
+        <w:rPr>
+          <w:color w:val="333333"/>
+          <w:sz w:val="22"/>
+        </w:rPr>
+        <w:t xml:space="preserve">A expedição confere fisicamente as caixas que voltaram com os motoristas, confrontando com a lista da Torre.</w:t>
+      </w:r>
+    </w:p>
+    <w:p>
+      <w:pPr>
+        <w:pStyle w:val="ListBullet"/>
+        <w:spacing w:after="60" w:line="240" w:lineRule="auto"/>
+      </w:pPr>
+      <w:r>
+        <w:rPr>
+          <w:color w:val="333333"/>
+          <w:sz w:val="22"/>
+        </w:rPr>
+        <w:t xml:space="preserve">As caixas retornam para o galpão e os pedidos ficam aptos para reembarque no dia útil seguinte.</w:t>
+      </w:r>
+    </w:p>
+    <w:p>
+      <w:pPr>
+        <w:spacing w:after="60" w:line="240" w:lineRule="auto"/>
+      </w:pPr>
+      <w:r>
+        <w:rPr>
+          <w:b/>
+          <w:color w:val="FD5E02"/>
+          <w:sz w:val="22"/>
+        </w:rPr>
+        <w:t xml:space="preserve">3. </w:t>
+      </w:r>
+      <w:r>
+        <w:rPr>
+          <w:b/>
+          <w:color w:val="061A4F"/>
+          <w:sz w:val="22"/>
+        </w:rPr>
+        <w:t xml:space="preserve">Execução de Backup Operacional:</w:t>
+      </w:r>
+    </w:p>
+    <w:p>
+      <w:pPr>
+        <w:pStyle w:val="ListBullet"/>
+        <w:spacing w:after="60" w:line="240" w:lineRule="auto"/>
+      </w:pPr>
+      <w:r>
+        <w:rPr>
+          <w:color w:val="333333"/>
+          <w:sz w:val="22"/>
+        </w:rPr>
+        <w:t xml:space="preserve">O servidor executa automaticamente o backup noturno diário (</w:t>
+      </w:r>
+      <w:r>
+        <w:rPr>
+          <w:rFonts w:ascii="Consolas" w:hAnsi="Consolas"/>
+          <w:color w:val="C7254E"/>
+          <w:shd w:val="clear" w:color="auto" w:fill="F9F2F4"/>
+          <w:sz w:val="20"/>
+        </w:rPr>
+        <w:t xml:space="preserve">npm run backup</w:t>
+      </w:r>
+      <w:r>
+        <w:rPr>
+          <w:color w:val="333333"/>
+          <w:sz w:val="22"/>
+        </w:rPr>
+        <w:t xml:space="preserve">). O encarregado pode validar a pasta </w:t>
+      </w:r>
+      <w:r>
+        <w:rPr>
+          <w:rFonts w:ascii="Consolas" w:hAnsi="Consolas"/>
+          <w:color w:val="C7254E"/>
+          <w:shd w:val="clear" w:color="auto" w:fill="F9F2F4"/>
+          <w:sz w:val="20"/>
+        </w:rPr>
+        <w:t xml:space="preserve">/var/data/backups/</w:t>
+      </w:r>
+      <w:r>
+        <w:rPr>
+          <w:color w:val="333333"/>
+          <w:sz w:val="22"/>
+        </w:rPr>
+        <w:t xml:space="preserve">.</w:t>
+      </w:r>
+    </w:p>
+    <w:p>
+      <w:pPr>
+        <w:pStyle w:val="Heading2"/>
+        <w:spacing w:before="220" w:after="100"/>
+      </w:pPr>
+      <w:r>
+        <w:rPr>
+          <w:b/>
+          <w:color w:val="FD5E02"/>
+          <w:sz w:val="26"/>
+        </w:rPr>
+        <w:t xml:space="preserve">8. INSTALAÇÃO E DISTRIBUIÇÃO DOS 4 APKS NATIVOS</w:t>
+      </w:r>
+    </w:p>
+    <w:p>
+      <w:pPr>
+        <w:spacing w:after="120" w:line="260" w:lineRule="auto"/>
+      </w:pPr>
+      <w:r>
+        <w:rPr>
+          <w:color w:val="333333"/>
+          <w:sz w:val="22"/>
+        </w:rPr>
+        <w:t xml:space="preserve">Os aplicativos encontram-se prontos para distribuição na pasta </w:t>
+      </w:r>
+      <w:r>
+        <w:rPr>
+          <w:rFonts w:ascii="Consolas" w:hAnsi="Consolas"/>
+          <w:color w:val="C7254E"/>
+          <w:shd w:val="clear" w:color="auto" w:fill="F9F2F4"/>
+          <w:sz w:val="20"/>
+        </w:rPr>
+        <w:t xml:space="preserve">/dist-apks/</w:t>
+      </w:r>
+      <w:r>
+        <w:rPr>
+          <w:color w:val="333333"/>
+          <w:sz w:val="22"/>
+        </w:rPr>
+        <w:t xml:space="preserve">:</w:t>
+      </w:r>
+    </w:p>
+    <w:p>
+      <w:pPr>
+        <w:pStyle w:val="ListBullet"/>
+        <w:spacing w:after="60" w:line="240" w:lineRule="auto"/>
+      </w:pPr>
+      <w:r>
+        <w:rPr>
+          <w:rFonts w:ascii="Consolas" w:hAnsi="Consolas"/>
+          <w:color w:val="C7254E"/>
+          <w:shd w:val="clear" w:color="auto" w:fill="F9F2F4"/>
+          <w:sz w:val="20"/>
+        </w:rPr>
+        <w:t xml:space="preserve">XiquimVargas-Vendedor-1.8.3.apk</w:t>
+      </w:r>
+    </w:p>
+    <w:p>
+      <w:pPr>
+        <w:pStyle w:val="ListBullet"/>
+        <w:spacing w:after="60" w:line="240" w:lineRule="auto"/>
+      </w:pPr>
+      <w:r>
+        <w:rPr>
+          <w:rFonts w:ascii="Consolas" w:hAnsi="Consolas"/>
+          <w:color w:val="C7254E"/>
+          <w:shd w:val="clear" w:color="auto" w:fill="F9F2F4"/>
+          <w:sz w:val="20"/>
+        </w:rPr>
+        <w:t xml:space="preserve">XiquimVargas-Motorista-1.8.3.apk</w:t>
+      </w:r>
+    </w:p>
+    <w:p>
+      <w:pPr>
+        <w:pStyle w:val="ListBullet"/>
+        <w:spacing w:after="60" w:line="240" w:lineRule="auto"/>
+      </w:pPr>
+      <w:r>
+        <w:rPr>
+          <w:rFonts w:ascii="Consolas" w:hAnsi="Consolas"/>
+          <w:color w:val="C7254E"/>
+          <w:shd w:val="clear" w:color="auto" w:fill="F9F2F4"/>
+          <w:sz w:val="20"/>
+        </w:rPr>
+        <w:t xml:space="preserve">XiquimVargas-PDV-1.8.3.apk</w:t>
+      </w:r>
+      <w:r>
+        <w:rPr>
+          <w:color w:val="333333"/>
+          <w:sz w:val="22"/>
+        </w:rPr>
+        <w:t xml:space="preserve"> / </w:t>
+      </w:r>
+      <w:r>
+        <w:rPr>
+          <w:rFonts w:ascii="Consolas" w:hAnsi="Consolas"/>
+          <w:color w:val="C7254E"/>
+          <w:shd w:val="clear" w:color="auto" w:fill="F9F2F4"/>
+          <w:sz w:val="20"/>
+        </w:rPr>
+        <w:t xml:space="preserve">XiquimVargas-Caixa-1.8.3.apk</w:t>
+      </w:r>
+    </w:p>
+    <w:p>
+      <w:pPr>
+        <w:pStyle w:val="ListBullet"/>
+        <w:spacing w:after="60" w:line="240" w:lineRule="auto"/>
+      </w:pPr>
+      <w:r>
+        <w:rPr>
+          <w:rFonts w:ascii="Consolas" w:hAnsi="Consolas"/>
+          <w:color w:val="C7254E"/>
+          <w:shd w:val="clear" w:color="auto" w:fill="F9F2F4"/>
+          <w:sz w:val="20"/>
+        </w:rPr>
+        <w:t xml:space="preserve">XiquimVargas-TorreControle-1.8.3.apk</w:t>
+      </w:r>
+    </w:p>
+    <w:p>
+      <w:pPr>
+        <w:pStyle w:val="Heading3"/>
+        <w:spacing w:before="180" w:after="80"/>
+      </w:pPr>
+      <w:r>
+        <w:rPr>
+          <w:b/>
+          <w:color w:val="061A4F"/>
+          <w:sz w:val="22"/>
+        </w:rPr>
+        <w:t xml:space="preserve">8.1 Passo a Passo de Instalação no Celular Android:</w:t>
+      </w:r>
+    </w:p>
+    <w:p>
+      <w:pPr>
+        <w:spacing w:after="60" w:line="240" w:lineRule="auto"/>
+      </w:pPr>
+      <w:r>
+        <w:rPr>
+          <w:b/>
+          <w:color w:val="FD5E02"/>
+          <w:sz w:val="22"/>
+        </w:rPr>
+        <w:t xml:space="preserve">1. </w:t>
+      </w:r>
+      <w:r>
+        <w:rPr>
+          <w:color w:val="333333"/>
+          <w:sz w:val="22"/>
+        </w:rPr>
+        <w:t xml:space="preserve">Enviar o arquivo APK para o celular do colaborador (via WhatsApp, e-mail, cabo USB ou download direto).</w:t>
+      </w:r>
+    </w:p>
+    <w:p>
+      <w:pPr>
+        <w:spacing w:after="60" w:line="240" w:lineRule="auto"/>
+      </w:pPr>
+      <w:r>
+        <w:rPr>
+          <w:b/>
+          <w:color w:val="FD5E02"/>
+          <w:sz w:val="22"/>
+        </w:rPr>
+        <w:t xml:space="preserve">2. </w:t>
+      </w:r>
+      <w:r>
+        <w:rPr>
+          <w:color w:val="333333"/>
+          <w:sz w:val="22"/>
+        </w:rPr>
+        <w:t xml:space="preserve">Tocar no arquivo e autorizar a opção "Permitir desta fonte" (Fontes Desconhecidas).</w:t>
+      </w:r>
+    </w:p>
+    <w:p>
+      <w:pPr>
+        <w:spacing w:after="60" w:line="240" w:lineRule="auto"/>
+      </w:pPr>
+      <w:r>
+        <w:rPr>
+          <w:b/>
+          <w:color w:val="FD5E02"/>
+          <w:sz w:val="22"/>
+        </w:rPr>
+        <w:t xml:space="preserve">3. </w:t>
+      </w:r>
+      <w:r>
+        <w:rPr>
+          <w:color w:val="333333"/>
+          <w:sz w:val="22"/>
+        </w:rPr>
+        <w:t xml:space="preserve">Concluir a instalação e abrir o app.</w:t>
+      </w:r>
+    </w:p>
+    <w:p>
+      <w:pPr>
+        <w:spacing w:after="60" w:line="240" w:lineRule="auto"/>
+      </w:pPr>
+      <w:r>
+        <w:rPr>
+          <w:b/>
+          <w:color w:val="FD5E02"/>
+          <w:sz w:val="22"/>
+        </w:rPr>
+        <w:t xml:space="preserve">4. </w:t>
+      </w:r>
+      <w:r>
+        <w:rPr>
+          <w:color w:val="333333"/>
+          <w:sz w:val="22"/>
+        </w:rPr>
+        <w:t xml:space="preserve">O aplicativo já abre instantaneamente na tela de trabalho com o logotipo oficial HD, sem precisar de configuração adicional de servidor ou digitação de URL.</w:t>
       </w:r>
     </w:p>
     <w:sectPr>
